--- a/自習室入退室システム.docx
+++ b/自習室入退室システム.docx
@@ -11,68 +11,75 @@
       </w:pPr>
       <w:r>
         <w:rPr>
-          <w:rFonts w:ascii="Segoe UI Symbol" w:hAnsi="Segoe UI Symbol" w:cs="Segoe UI Symbol"/>
-          <w:b/>
-          <w:bCs/>
-        </w:rPr>
-        <w:t>🛠</w:t>
-      </w:r>
-      <w:r>
-        <w:rPr>
-          <w:b/>
-          <w:bCs/>
-        </w:rPr>
-        <w:t xml:space="preserve"> 塾専用 Google Cloud プロジェクト作成・移行マニュアル</w:t>
-      </w:r>
-    </w:p>
-    <w:p>
-      <w:pPr>
-        <w:rPr>
-          <w:b/>
-          <w:bCs/>
-        </w:rPr>
-      </w:pPr>
-      <w:r>
-        <w:rPr>
-          <w:b/>
-          <w:bCs/>
-        </w:rPr>
-        <w:t>1. プロジェクトの作成</w:t>
-      </w:r>
-    </w:p>
-    <w:p>
-      <w:r>
-        <w:t xml:space="preserve">塾のアカウントで </w:t>
-      </w:r>
-      <w:hyperlink r:id="rId5" w:tgtFrame="_blank" w:history="1">
-        <w:r>
-          <w:rPr>
-            <w:rStyle w:val="aa"/>
-          </w:rPr>
-          <w:t>Google Clou</w:t>
-        </w:r>
-        <w:r>
-          <w:rPr>
-            <w:rStyle w:val="aa"/>
-          </w:rPr>
-          <w:t>d</w:t>
-        </w:r>
-        <w:r>
-          <w:rPr>
-            <w:rStyle w:val="aa"/>
-          </w:rPr>
-          <w:t xml:space="preserve"> Console</w:t>
-        </w:r>
-      </w:hyperlink>
-      <w:r>
-        <w:t xml:space="preserve"> にログインし、新しいプロジェクトを立ち上げます。</w:t>
+          <w:rFonts w:ascii="Segoe UI Emoji" w:hAnsi="Segoe UI Emoji" w:cs="Segoe UI Emoji"/>
+          <w:b/>
+          <w:bCs/>
+        </w:rPr>
+        <w:t>📝</w:t>
+      </w:r>
+      <w:r>
+        <w:rPr>
+          <w:b/>
+          <w:bCs/>
+        </w:rPr>
+        <w:t xml:space="preserve"> 入退室管理システム「</w:t>
+      </w:r>
+      <w:proofErr w:type="spellStart"/>
+      <w:r>
+        <w:rPr>
+          <w:b/>
+          <w:bCs/>
+        </w:rPr>
+        <w:t>RisshiLog</w:t>
+      </w:r>
+      <w:proofErr w:type="spellEnd"/>
+      <w:r>
+        <w:rPr>
+          <w:b/>
+          <w:bCs/>
+        </w:rPr>
+        <w:t>」運用マニュアル</w:t>
+      </w:r>
+    </w:p>
+    <w:p>
+      <w:r>
+        <w:t>このシステムは、NFCタグ（ICカード）をリーダーにかざすだけで、**「生徒の出席記録」「タグへの専用URL書き込み」「教室モニターへのリアルタイム表示」**をすべて自動で行うシステムです。</w:t>
+      </w:r>
+    </w:p>
+    <w:p>
+      <w:r>
+        <w:pict w14:anchorId="7BB9A2F2">
+          <v:rect id="_x0000_i1112" style="width:0;height:1.5pt" o:hralign="center" o:hrstd="t" o:hr="t" fillcolor="#a0a0a0" stroked="f">
+            <v:textbox inset="5.85pt,.7pt,5.85pt,.7pt"/>
+          </v:rect>
+        </w:pict>
+      </w:r>
+    </w:p>
+    <w:p>
+      <w:pPr>
+        <w:rPr>
+          <w:b/>
+          <w:bCs/>
+        </w:rPr>
+      </w:pPr>
+      <w:r>
+        <w:rPr>
+          <w:b/>
+          <w:bCs/>
+        </w:rPr>
+        <w:t>1. システムの全体像（どう動いているか）</w:t>
+      </w:r>
+    </w:p>
+    <w:p>
+      <w:r>
+        <w:t>このシステムは、3つの場所が連携して動いています。</w:t>
       </w:r>
     </w:p>
     <w:p>
       <w:pPr>
         <w:numPr>
           <w:ilvl w:val="0"/>
-          <w:numId w:val="6"/>
+          <w:numId w:val="12"/>
         </w:numPr>
       </w:pPr>
       <w:r>
@@ -80,37 +87,17 @@
           <w:b/>
           <w:bCs/>
         </w:rPr>
-        <w:t>プロジェクト作成</w:t>
-      </w:r>
-      <w:r>
-        <w:t>: 「新しいプロジェクト」をクリックし、RisshiLog-Project などの名前を付けて作成します。</w:t>
-      </w:r>
-    </w:p>
-    <w:p>
-      <w:pPr>
-        <w:rPr>
-          <w:b/>
-          <w:bCs/>
-        </w:rPr>
-      </w:pPr>
-      <w:r>
-        <w:rPr>
-          <w:b/>
-          <w:bCs/>
-        </w:rPr>
-        <w:t>2. 利用するAPIの有効化</w:t>
-      </w:r>
-    </w:p>
-    <w:p>
-      <w:r>
-        <w:t>システムがスプレッドシートを操作するために必要な機能をオンにします。</w:t>
+        <w:t>手元のパソコン（Python）</w:t>
+      </w:r>
+      <w:r>
+        <w:t>: パソリでカードを読み取り、データをGoogleに送ります。また、新品のカードには「生徒専用URL」を書き込みます。</w:t>
       </w:r>
     </w:p>
     <w:p>
       <w:pPr>
         <w:numPr>
           <w:ilvl w:val="0"/>
-          <w:numId w:val="7"/>
+          <w:numId w:val="12"/>
         </w:numPr>
       </w:pPr>
       <w:r>
@@ -118,27 +105,17 @@
           <w:b/>
           <w:bCs/>
         </w:rPr>
-        <w:t>APIの検索</w:t>
-      </w:r>
-      <w:r>
-        <w:t xml:space="preserve">: ライブラリから </w:t>
-      </w:r>
-      <w:r>
-        <w:rPr>
-          <w:b/>
-          <w:bCs/>
-        </w:rPr>
-        <w:t>「Google Sheets API」</w:t>
-      </w:r>
-      <w:r>
-        <w:t xml:space="preserve"> を検索します。</w:t>
+        <w:t>クラウド（Googleスプレッドシート &amp; GAS）</w:t>
+      </w:r>
+      <w:r>
+        <w:t>: すべての記録を保存する「脳」の部分です。</w:t>
       </w:r>
     </w:p>
     <w:p>
       <w:pPr>
         <w:numPr>
           <w:ilvl w:val="0"/>
-          <w:numId w:val="7"/>
+          <w:numId w:val="12"/>
         </w:numPr>
       </w:pPr>
       <w:r>
@@ -146,48 +123,59 @@
           <w:b/>
           <w:bCs/>
         </w:rPr>
-        <w:t>有効化</w:t>
-      </w:r>
-      <w:r>
-        <w:t>: 「有効にする」ボタンをクリックします。</w:t>
+        <w:t>ブラウザ（GitHub Pages）</w:t>
+      </w:r>
+      <w:r>
+        <w:t>: 教室のモニターや生徒のスマホで、現在の状況を確認する「顔」の部分です。</w:t>
+      </w:r>
+    </w:p>
+    <w:p>
+      <w:r>
+        <w:pict w14:anchorId="1BAD2430">
+          <v:rect id="_x0000_i1113" style="width:0;height:1.5pt" o:hralign="center" o:hrstd="t" o:hr="t" fillcolor="#a0a0a0" stroked="f">
+            <v:textbox inset="5.85pt,.7pt,5.85pt,.7pt"/>
+          </v:rect>
+        </w:pict>
+      </w:r>
+    </w:p>
+    <w:p>
+      <w:pPr>
+        <w:rPr>
+          <w:b/>
+          <w:bCs/>
+        </w:rPr>
+      </w:pPr>
+      <w:r>
+        <w:rPr>
+          <w:b/>
+          <w:bCs/>
+        </w:rPr>
+        <w:t>2. 準備するもの</w:t>
       </w:r>
     </w:p>
     <w:p>
       <w:pPr>
         <w:numPr>
           <w:ilvl w:val="0"/>
-          <w:numId w:val="7"/>
+          <w:numId w:val="13"/>
         </w:numPr>
       </w:pPr>
       <w:r>
-        <w:t>※必要に応じて「Google Drive API」も同様に有効化します。</w:t>
-      </w:r>
-    </w:p>
-    <w:p>
-      <w:pPr>
-        <w:rPr>
-          <w:b/>
-          <w:bCs/>
-        </w:rPr>
-      </w:pPr>
-      <w:r>
-        <w:rPr>
-          <w:b/>
-          <w:bCs/>
-        </w:rPr>
-        <w:t>3. サービスアカウントの作成</w:t>
-      </w:r>
-    </w:p>
-    <w:p>
-      <w:r>
-        <w:t>プログラムが塾のデータにアクセスするための「専用のロボットアカウント」を作成します。</w:t>
+        <w:rPr>
+          <w:b/>
+          <w:bCs/>
+        </w:rPr>
+        <w:t>パソリ（RC-S380など）</w:t>
+      </w:r>
+      <w:r>
+        <w:t>: ソニー製の非接触ICカードリーダー。</w:t>
       </w:r>
     </w:p>
     <w:p>
       <w:pPr>
         <w:numPr>
           <w:ilvl w:val="0"/>
-          <w:numId w:val="8"/>
+          <w:numId w:val="13"/>
         </w:numPr>
       </w:pPr>
       <w:r>
@@ -195,17 +183,17 @@
           <w:b/>
           <w:bCs/>
         </w:rPr>
-        <w:t>IAMと管理</w:t>
-      </w:r>
-      <w:r>
-        <w:t>: メニューから「サービスアカウント」を選択し、「サービスアカウントを作成」をクリックします。</w:t>
+        <w:t>NFCタグ（NTAG213/215など）</w:t>
+      </w:r>
+      <w:r>
+        <w:t>: 生徒に配るカードやシール。</w:t>
       </w:r>
     </w:p>
     <w:p>
       <w:pPr>
         <w:numPr>
           <w:ilvl w:val="0"/>
-          <w:numId w:val="8"/>
+          <w:numId w:val="13"/>
         </w:numPr>
       </w:pPr>
       <w:r>
@@ -213,47 +201,17 @@
           <w:b/>
           <w:bCs/>
         </w:rPr>
-        <w:t>詳細設定</w:t>
-      </w:r>
-      <w:r>
-        <w:t>: 名前（例: risshilog-bot）を入力し、ロール（権限）には「閲覧者」または「編集者」を選択して作成を完了します。</w:t>
-      </w:r>
-    </w:p>
-    <w:p>
-      <w:pPr>
-        <w:rPr>
-          <w:b/>
-          <w:bCs/>
-        </w:rPr>
-      </w:pPr>
-      <w:r>
-        <w:rPr>
-          <w:b/>
-          <w:bCs/>
-        </w:rPr>
-        <w:t>4. 認証キー（JSON）の発行</w:t>
-      </w:r>
-    </w:p>
-    <w:p>
-      <w:r>
-        <w:t xml:space="preserve">これが Python スクリプトで使用する </w:t>
-      </w:r>
-      <w:r>
-        <w:rPr>
-          <w:b/>
-          <w:bCs/>
-        </w:rPr>
-        <w:t>credentials.json</w:t>
-      </w:r>
-      <w:r>
-        <w:t xml:space="preserve"> の正体です。</w:t>
+        <w:t>Windowsパソコン</w:t>
+      </w:r>
+      <w:r>
+        <w:t>: Pythonが動く環境。</w:t>
       </w:r>
     </w:p>
     <w:p>
       <w:pPr>
         <w:numPr>
           <w:ilvl w:val="0"/>
-          <w:numId w:val="9"/>
+          <w:numId w:val="13"/>
         </w:numPr>
       </w:pPr>
       <w:r>
@@ -261,185 +219,505 @@
           <w:b/>
           <w:bCs/>
         </w:rPr>
-        <w:t>キーの追加</w:t>
-      </w:r>
-      <w:r>
-        <w:t>: 作成したサービスアカウントを選択し、「キー」タブから「新しいキーを作成」をクリックします。</w:t>
+        <w:t>Googleアカウント</w:t>
+      </w:r>
+      <w:r>
+        <w:t>: 塾専用の共通アカウントを推奨します。</w:t>
+      </w:r>
+    </w:p>
+    <w:p>
+      <w:r>
+        <w:pict w14:anchorId="5C520C18">
+          <v:rect id="_x0000_i1114" style="width:0;height:1.5pt" o:hralign="center" o:hrstd="t" o:hr="t" fillcolor="#a0a0a0" stroked="f">
+            <v:textbox inset="5.85pt,.7pt,5.85pt,.7pt"/>
+          </v:rect>
+        </w:pict>
+      </w:r>
+    </w:p>
+    <w:p>
+      <w:pPr>
+        <w:rPr>
+          <w:rFonts w:hint="eastAsia"/>
+          <w:b/>
+          <w:bCs/>
+        </w:rPr>
+      </w:pPr>
+      <w:r>
+        <w:rPr>
+          <w:b/>
+          <w:bCs/>
+        </w:rPr>
+        <w:t>3. 初回セットアップ</w:t>
+      </w:r>
+    </w:p>
+    <w:p>
+      <w:r>
+        <w:rPr>
+          <w:rFonts w:hint="eastAsia"/>
+        </w:rPr>
+        <w:t>別ドキュメントで記載。</w:t>
+      </w:r>
+    </w:p>
+    <w:p>
+      <w:r>
+        <w:t>GASのURLを貼り付けます。</w:t>
+      </w:r>
+    </w:p>
+    <w:p>
+      <w:r>
+        <w:pict w14:anchorId="73E26E24">
+          <v:rect id="_x0000_i1130" style="width:0;height:1.5pt" o:hralign="center" o:hrstd="t" o:hr="t" fillcolor="#a0a0a0" stroked="f">
+            <v:textbox inset="5.85pt,.7pt,5.85pt,.7pt"/>
+          </v:rect>
+        </w:pict>
+      </w:r>
+    </w:p>
+    <w:p>
+      <w:pPr>
+        <w:rPr>
+          <w:b/>
+          <w:bCs/>
+        </w:rPr>
+      </w:pPr>
+      <w:r>
+        <w:rPr>
+          <w:b/>
+          <w:bCs/>
+        </w:rPr>
+        <w:t>4. 日常の運用（スタッフ向け）</w:t>
+      </w:r>
+    </w:p>
+    <w:p>
+      <w:pPr>
+        <w:rPr>
+          <w:b/>
+          <w:bCs/>
+        </w:rPr>
+      </w:pPr>
+      <w:r>
+        <w:rPr>
+          <w:b/>
+          <w:bCs/>
+        </w:rPr>
+        <w:t>【毎</w:t>
+      </w:r>
+      <w:r>
+        <w:rPr>
+          <w:rFonts w:hint="eastAsia"/>
+          <w:b/>
+          <w:bCs/>
+        </w:rPr>
+        <w:t>日</w:t>
+      </w:r>
+      <w:r>
+        <w:rPr>
+          <w:b/>
+          <w:bCs/>
+        </w:rPr>
+        <w:t>の起動】</w:t>
       </w:r>
     </w:p>
     <w:p>
       <w:pPr>
         <w:numPr>
           <w:ilvl w:val="0"/>
-          <w:numId w:val="9"/>
+          <w:numId w:val="14"/>
         </w:numPr>
       </w:pPr>
       <w:r>
-        <w:rPr>
-          <w:b/>
-          <w:bCs/>
-        </w:rPr>
-        <w:t>形式選択</w:t>
-      </w:r>
-      <w:r>
-        <w:t>: 「JSON」を選択して作成すると、ファイルがダウンロードされます。</w:t>
+        <w:t>パソリをPCに接続します。</w:t>
       </w:r>
     </w:p>
     <w:p>
       <w:pPr>
         <w:numPr>
           <w:ilvl w:val="0"/>
-          <w:numId w:val="9"/>
+          <w:numId w:val="14"/>
         </w:numPr>
       </w:pPr>
       <w:r>
-        <w:rPr>
-          <w:b/>
-          <w:bCs/>
-        </w:rPr>
-        <w:t>重要</w:t>
-      </w:r>
-      <w:r>
-        <w:t xml:space="preserve">: このファイルを </w:t>
-      </w:r>
-      <w:r>
-        <w:rPr>
-          <w:b/>
-          <w:bCs/>
-        </w:rPr>
-        <w:t>credentials.json</w:t>
-      </w:r>
-      <w:r>
-        <w:t xml:space="preserve"> とリネームし、塾のPCの python/ フォルダ内に配置します。</w:t>
-      </w:r>
-    </w:p>
-    <w:p>
-      <w:pPr>
-        <w:rPr>
-          <w:b/>
-          <w:bCs/>
-        </w:rPr>
-      </w:pPr>
-      <w:r>
-        <w:rPr>
-          <w:b/>
-          <w:bCs/>
-        </w:rPr>
-        <w:t>5. スプレッドシートへの権限付与</w:t>
-      </w:r>
-    </w:p>
-    <w:p>
-      <w:r>
-        <w:t>作成したロボットアカウントがシートを読み書きできるように招待します。</w:t>
+        <w:t xml:space="preserve">デスクトップの </w:t>
+      </w:r>
+      <w:r>
+        <w:rPr>
+          <w:b/>
+          <w:bCs/>
+        </w:rPr>
+        <w:t>main.bat</w:t>
+      </w:r>
+      <w:r>
+        <w:t xml:space="preserve"> をダブルクリックして起動します。</w:t>
       </w:r>
     </w:p>
     <w:p>
       <w:pPr>
         <w:numPr>
           <w:ilvl w:val="0"/>
-          <w:numId w:val="10"/>
+          <w:numId w:val="14"/>
         </w:numPr>
       </w:pPr>
       <w:r>
-        <w:rPr>
-          <w:b/>
-          <w:bCs/>
-        </w:rPr>
-        <w:t>メールアドレスの確認</w:t>
-      </w:r>
-      <w:r>
-        <w:t>: 手順4でダウンロードしたJSONファイル内にある "client_email" のアドレスをコピーします。</w:t>
+        <w:t xml:space="preserve">ブラウザで </w:t>
+      </w:r>
+      <w:r>
+        <w:rPr>
+          <w:b/>
+          <w:bCs/>
+        </w:rPr>
+        <w:t>monitor.html</w:t>
+      </w:r>
+      <w:r>
+        <w:t xml:space="preserve"> を開き、サブモニターに映します。</w:t>
+      </w:r>
+    </w:p>
+    <w:p>
+      <w:pPr>
+        <w:rPr>
+          <w:b/>
+          <w:bCs/>
+        </w:rPr>
+      </w:pPr>
+      <w:r>
+        <w:rPr>
+          <w:b/>
+          <w:bCs/>
+        </w:rPr>
+        <w:t>【新しい</w:t>
+      </w:r>
+      <w:r>
+        <w:rPr>
+          <w:rFonts w:hint="eastAsia"/>
+          <w:b/>
+          <w:bCs/>
+        </w:rPr>
+        <w:t>タグの準備</w:t>
+      </w:r>
+      <w:r>
+        <w:rPr>
+          <w:b/>
+          <w:bCs/>
+        </w:rPr>
+        <w:t>】</w:t>
       </w:r>
     </w:p>
     <w:p>
       <w:pPr>
         <w:numPr>
           <w:ilvl w:val="0"/>
-          <w:numId w:val="10"/>
+          <w:numId w:val="15"/>
         </w:numPr>
       </w:pPr>
       <w:r>
-        <w:rPr>
-          <w:b/>
-          <w:bCs/>
-        </w:rPr>
-        <w:t>共有設定</w:t>
-      </w:r>
-      <w:r>
-        <w:t xml:space="preserve">: 塾のスプレッドシートを開き、「共有」ボタンをクリックして、そのメールアドレスを </w:t>
-      </w:r>
-      <w:r>
-        <w:rPr>
-          <w:b/>
-          <w:bCs/>
-        </w:rPr>
-        <w:t>「編集者」</w:t>
-      </w:r>
-      <w:r>
-        <w:t xml:space="preserve"> として追加します。</w:t>
-      </w:r>
-    </w:p>
-    <w:p>
-      <w:pPr>
-        <w:rPr>
-          <w:b/>
-          <w:bCs/>
-        </w:rPr>
-      </w:pPr>
-      <w:r>
-        <w:rPr>
-          <w:b/>
-          <w:bCs/>
-        </w:rPr>
-        <w:t>6. システムコードの更新</w:t>
-      </w:r>
-    </w:p>
-    <w:p>
-      <w:r>
-        <w:t>新しく作成された「塾の資産（シートやAPI）」を向くように設定を書き換えます。</w:t>
+        <w:t>システムが動いている状態で、</w:t>
+      </w:r>
+      <w:r>
+        <w:rPr>
+          <w:b/>
+          <w:bCs/>
+        </w:rPr>
+        <w:t>新品のタグをパソリにかざします</w:t>
+      </w:r>
+      <w:r>
+        <w:t>。</w:t>
       </w:r>
     </w:p>
     <w:p>
       <w:pPr>
         <w:numPr>
           <w:ilvl w:val="0"/>
-          <w:numId w:val="11"/>
+          <w:numId w:val="15"/>
         </w:numPr>
       </w:pPr>
       <w:r>
-        <w:rPr>
-          <w:b/>
-          <w:bCs/>
-        </w:rPr>
-        <w:t>Python (main.py)</w:t>
-      </w:r>
-      <w:r>
-        <w:t>: SPREADSHEET_KEY を塾の新しいシートIDに書き換えます。</w:t>
+        <w:t xml:space="preserve">モニターに </w:t>
+      </w:r>
+      <w:r>
+        <w:rPr>
+          <w:b/>
+          <w:bCs/>
+        </w:rPr>
+        <w:t>「</w:t>
+      </w:r>
+      <w:r>
+        <w:rPr>
+          <w:rFonts w:ascii="Segoe UI Emoji" w:hAnsi="Segoe UI Emoji" w:cs="Segoe UI Emoji"/>
+          <w:b/>
+          <w:bCs/>
+        </w:rPr>
+        <w:t>✨</w:t>
+      </w:r>
+      <w:r>
+        <w:rPr>
+          <w:b/>
+          <w:bCs/>
+        </w:rPr>
+        <w:t xml:space="preserve"> 登録完了」</w:t>
+      </w:r>
+      <w:r>
+        <w:t xml:space="preserve"> と表示され、URLが自動で書き込まれます。</w:t>
       </w:r>
     </w:p>
     <w:p>
       <w:pPr>
         <w:numPr>
           <w:ilvl w:val="0"/>
-          <w:numId w:val="11"/>
+          <w:numId w:val="15"/>
         </w:numPr>
       </w:pPr>
       <w:r>
-        <w:rPr>
-          <w:b/>
-          <w:bCs/>
-        </w:rPr>
-        <w:t>GAS (Code.gs)</w:t>
-      </w:r>
-      <w:r>
-        <w:t>: SHEET_ID を塾の新しいシートIDに書き換えます。</w:t>
-      </w:r>
+        <w:t>これだけで、名簿への登録と配布準備が同時に完了します。</w:t>
+      </w:r>
+    </w:p>
+    <w:p>
+      <w:r>
+        <w:pict w14:anchorId="50A86240">
+          <v:rect id="_x0000_i1131" style="width:0;height:1.5pt" o:hralign="center" o:hrstd="t" o:hr="t" fillcolor="#a0a0a0" stroked="f">
+            <v:textbox inset="5.85pt,.7pt,5.85pt,.7pt"/>
+          </v:rect>
+        </w:pict>
+      </w:r>
+    </w:p>
+    <w:p/>
+    <w:p>
+      <w:pPr>
+        <w:widowControl/>
+        <w:jc w:val="left"/>
+      </w:pPr>
+      <w:r>
+        <w:br w:type="page"/>
+      </w:r>
+    </w:p>
+    <w:p>
+      <w:pPr>
+        <w:rPr>
+          <w:b/>
+          <w:bCs/>
+        </w:rPr>
+      </w:pPr>
+      <w:r>
+        <w:rPr>
+          <w:rFonts w:ascii="Segoe UI Emoji" w:hAnsi="Segoe UI Emoji" w:cs="Segoe UI Emoji"/>
+          <w:b/>
+          <w:bCs/>
+        </w:rPr>
+        <w:lastRenderedPageBreak/>
+        <w:t>📱</w:t>
+      </w:r>
+      <w:r>
+        <w:rPr>
+          <w:b/>
+          <w:bCs/>
+        </w:rPr>
+        <w:t xml:space="preserve"> </w:t>
+      </w:r>
+      <w:proofErr w:type="spellStart"/>
+      <w:r>
+        <w:rPr>
+          <w:b/>
+          <w:bCs/>
+        </w:rPr>
+        <w:t>RisshiLog</w:t>
+      </w:r>
+      <w:proofErr w:type="spellEnd"/>
+      <w:r>
+        <w:rPr>
+          <w:b/>
+          <w:bCs/>
+        </w:rPr>
+        <w:t xml:space="preserve"> 画面と機能の完全解説</w:t>
+      </w:r>
+    </w:p>
+    <w:p>
+      <w:r>
+        <w:t>このシステムは、**「入り口のモニター」「生徒のスマホ」「管理者の画面」**の3つの役割で構成されています。</w:t>
+      </w:r>
+    </w:p>
+    <w:p>
+      <w:r>
+        <w:pict w14:anchorId="586C60A0">
+          <v:rect id="_x0000_i1164" style="width:0;height:1.5pt" o:hralign="center" o:hrstd="t" o:hr="t" fillcolor="#a0a0a0" stroked="f">
+            <v:textbox inset="5.85pt,.7pt,5.85pt,.7pt"/>
+          </v:rect>
+        </w:pict>
+      </w:r>
+    </w:p>
+    <w:p>
+      <w:pPr>
+        <w:rPr>
+          <w:b/>
+          <w:bCs/>
+        </w:rPr>
+      </w:pPr>
+      <w:r>
+        <w:rPr>
+          <w:b/>
+          <w:bCs/>
+        </w:rPr>
+        <w:t>1. 入退室モニター画面 (monitor.html)</w:t>
+      </w:r>
+    </w:p>
+    <w:p>
+      <w:pPr>
+        <w:rPr>
+          <w:rFonts w:hint="eastAsia"/>
+        </w:rPr>
+      </w:pPr>
+      <w:r>
+        <w:t>自習室の入り口に設置し、現在の利用状況をリアルタイムで表示する「教室の顔」です。</w:t>
+      </w:r>
+      <w:r>
+        <w:rPr>
+          <w:rFonts w:hint="eastAsia"/>
+        </w:rPr>
+        <w:t>受付前のiPadを想定。</w:t>
+      </w:r>
+    </w:p>
+    <w:p>
+      <w:pPr>
+        <w:rPr>
+          <w:b/>
+          <w:bCs/>
+        </w:rPr>
+      </w:pPr>
+      <w:r>
+        <w:rPr>
+          <w:b/>
+          <w:bCs/>
+        </w:rPr>
+        <w:t>① 待機モード（通常時）</w:t>
+      </w:r>
+    </w:p>
+    <w:p>
+      <w:pPr>
+        <w:rPr>
+          <w:b/>
+          <w:bCs/>
+        </w:rPr>
+      </w:pPr>
+      <w:r>
+        <w:rPr>
+          <w:b/>
+          <w:bCs/>
+        </w:rPr>
+        <w:drawing>
+          <wp:anchor distT="0" distB="0" distL="114300" distR="114300" simplePos="0" relativeHeight="251658240" behindDoc="0" locked="0" layoutInCell="1" allowOverlap="1" wp14:anchorId="04125B90" wp14:editId="6C61EB00">
+            <wp:simplePos x="0" y="0"/>
+            <wp:positionH relativeFrom="margin">
+              <wp:posOffset>0</wp:posOffset>
+            </wp:positionH>
+            <wp:positionV relativeFrom="paragraph">
+              <wp:posOffset>47625</wp:posOffset>
+            </wp:positionV>
+            <wp:extent cx="3240000" cy="1708654"/>
+            <wp:effectExtent l="0" t="0" r="0" b="6350"/>
+            <wp:wrapNone/>
+            <wp:docPr id="1824394367" name="図 1"/>
+            <wp:cNvGraphicFramePr>
+              <a:graphicFrameLocks xmlns:a="http://schemas.openxmlformats.org/drawingml/2006/main" noChangeAspect="1"/>
+            </wp:cNvGraphicFramePr>
+            <a:graphic xmlns:a="http://schemas.openxmlformats.org/drawingml/2006/main">
+              <a:graphicData uri="http://schemas.openxmlformats.org/drawingml/2006/picture">
+                <pic:pic xmlns:pic="http://schemas.openxmlformats.org/drawingml/2006/picture">
+                  <pic:nvPicPr>
+                    <pic:cNvPr id="1824394367" name=""/>
+                    <pic:cNvPicPr/>
+                  </pic:nvPicPr>
+                  <pic:blipFill>
+                    <a:blip r:embed="rId5" cstate="print">
+                      <a:extLst>
+                        <a:ext uri="{28A0092B-C50C-407E-A947-70E740481C1C}">
+                          <a14:useLocalDpi xmlns:a14="http://schemas.microsoft.com/office/drawing/2010/main" val="0"/>
+                        </a:ext>
+                      </a:extLst>
+                    </a:blip>
+                    <a:stretch>
+                      <a:fillRect/>
+                    </a:stretch>
+                  </pic:blipFill>
+                  <pic:spPr>
+                    <a:xfrm>
+                      <a:off x="0" y="0"/>
+                      <a:ext cx="3240000" cy="1708654"/>
+                    </a:xfrm>
+                    <a:prstGeom prst="rect">
+                      <a:avLst/>
+                    </a:prstGeom>
+                  </pic:spPr>
+                </pic:pic>
+              </a:graphicData>
+            </a:graphic>
+            <wp14:sizeRelH relativeFrom="margin">
+              <wp14:pctWidth>0</wp14:pctWidth>
+            </wp14:sizeRelH>
+            <wp14:sizeRelV relativeFrom="margin">
+              <wp14:pctHeight>0</wp14:pctHeight>
+            </wp14:sizeRelV>
+          </wp:anchor>
+        </w:drawing>
+      </w:r>
+    </w:p>
+    <w:p>
+      <w:pPr>
+        <w:rPr>
+          <w:b/>
+          <w:bCs/>
+        </w:rPr>
+      </w:pPr>
+    </w:p>
+    <w:p>
+      <w:pPr>
+        <w:rPr>
+          <w:b/>
+          <w:bCs/>
+        </w:rPr>
+      </w:pPr>
+    </w:p>
+    <w:p>
+      <w:pPr>
+        <w:rPr>
+          <w:b/>
+          <w:bCs/>
+        </w:rPr>
+      </w:pPr>
+    </w:p>
+    <w:p>
+      <w:pPr>
+        <w:rPr>
+          <w:b/>
+          <w:bCs/>
+        </w:rPr>
+      </w:pPr>
+    </w:p>
+    <w:p>
+      <w:pPr>
+        <w:rPr>
+          <w:b/>
+          <w:bCs/>
+        </w:rPr>
+      </w:pPr>
+    </w:p>
+    <w:p>
+      <w:pPr>
+        <w:rPr>
+          <w:b/>
+          <w:bCs/>
+        </w:rPr>
+      </w:pPr>
+    </w:p>
+    <w:p>
+      <w:pPr>
+        <w:rPr>
+          <w:rFonts w:hint="eastAsia"/>
+          <w:b/>
+          <w:bCs/>
+        </w:rPr>
+      </w:pPr>
     </w:p>
     <w:p>
       <w:pPr>
         <w:numPr>
           <w:ilvl w:val="0"/>
-          <w:numId w:val="11"/>
+          <w:numId w:val="16"/>
         </w:numPr>
       </w:pPr>
       <w:r>
@@ -447,16 +725,1359 @@
           <w:b/>
           <w:bCs/>
         </w:rPr>
-        <w:t>Web (*.html)</w:t>
-      </w:r>
-      <w:r>
-        <w:t>: 塾のアカウントで新しくデプロイした GAS の URL (GAS_URL) に書き換えます。</w:t>
+        <w:t>時計・日付表示</w:t>
+      </w:r>
+      <w:r>
+        <w:t>: 現在の時刻と日付（曜日）を大きく表示します。</w:t>
+      </w:r>
+    </w:p>
+    <w:p>
+      <w:pPr>
+        <w:numPr>
+          <w:ilvl w:val="0"/>
+          <w:numId w:val="16"/>
+        </w:numPr>
+      </w:pPr>
+      <w:r>
+        <w:rPr>
+          <w:b/>
+          <w:bCs/>
+        </w:rPr>
+        <w:t>入室者数カウント</w:t>
+      </w:r>
+      <w:r>
+        <w:t>: 現在、自習室に何名の生徒がいるかをリアルタイムで集計して表示します。</w:t>
+      </w:r>
+    </w:p>
+    <w:p>
+      <w:pPr>
+        <w:rPr>
+          <w:b/>
+          <w:bCs/>
+        </w:rPr>
+      </w:pPr>
+      <w:r>
+        <w:rPr>
+          <w:b/>
+          <w:bCs/>
+        </w:rPr>
+        <w:t>② 通知モード（打刻した瞬間）</w:t>
+      </w:r>
+    </w:p>
+    <w:p>
+      <w:pPr>
+        <w:rPr>
+          <w:b/>
+          <w:bCs/>
+        </w:rPr>
+      </w:pPr>
+      <w:r>
+        <w:rPr>
+          <w:b/>
+          <w:bCs/>
+          <w:noProof/>
+        </w:rPr>
+        <w:drawing>
+          <wp:anchor distT="0" distB="0" distL="114300" distR="114300" simplePos="0" relativeHeight="251660288" behindDoc="0" locked="0" layoutInCell="1" allowOverlap="1" wp14:anchorId="663B2656" wp14:editId="14CF3646">
+            <wp:simplePos x="0" y="0"/>
+            <wp:positionH relativeFrom="margin">
+              <wp:posOffset>0</wp:posOffset>
+            </wp:positionH>
+            <wp:positionV relativeFrom="paragraph">
+              <wp:posOffset>43978</wp:posOffset>
+            </wp:positionV>
+            <wp:extent cx="3239770" cy="1697355"/>
+            <wp:effectExtent l="0" t="0" r="0" b="0"/>
+            <wp:wrapNone/>
+            <wp:docPr id="1691566820" name="図 1"/>
+            <wp:cNvGraphicFramePr>
+              <a:graphicFrameLocks xmlns:a="http://schemas.openxmlformats.org/drawingml/2006/main" noChangeAspect="1"/>
+            </wp:cNvGraphicFramePr>
+            <a:graphic xmlns:a="http://schemas.openxmlformats.org/drawingml/2006/main">
+              <a:graphicData uri="http://schemas.openxmlformats.org/drawingml/2006/picture">
+                <pic:pic xmlns:pic="http://schemas.openxmlformats.org/drawingml/2006/picture">
+                  <pic:nvPicPr>
+                    <pic:cNvPr id="0" name="Picture 2"/>
+                    <pic:cNvPicPr>
+                      <a:picLocks noChangeAspect="1" noChangeArrowheads="1"/>
+                    </pic:cNvPicPr>
+                  </pic:nvPicPr>
+                  <pic:blipFill>
+                    <a:blip r:embed="rId6" cstate="print">
+                      <a:extLst>
+                        <a:ext uri="{28A0092B-C50C-407E-A947-70E740481C1C}">
+                          <a14:useLocalDpi xmlns:a14="http://schemas.microsoft.com/office/drawing/2010/main" val="0"/>
+                        </a:ext>
+                      </a:extLst>
+                    </a:blip>
+                    <a:srcRect/>
+                    <a:stretch>
+                      <a:fillRect/>
+                    </a:stretch>
+                  </pic:blipFill>
+                  <pic:spPr bwMode="auto">
+                    <a:xfrm>
+                      <a:off x="0" y="0"/>
+                      <a:ext cx="3239770" cy="1697355"/>
+                    </a:xfrm>
+                    <a:prstGeom prst="rect">
+                      <a:avLst/>
+                    </a:prstGeom>
+                    <a:noFill/>
+                    <a:ln>
+                      <a:noFill/>
+                    </a:ln>
+                  </pic:spPr>
+                </pic:pic>
+              </a:graphicData>
+            </a:graphic>
+          </wp:anchor>
+        </w:drawing>
+      </w:r>
+      <w:r>
+        <w:rPr>
+          <w:b/>
+          <w:bCs/>
+          <w:noProof/>
+        </w:rPr>
+        <w:drawing>
+          <wp:anchor distT="0" distB="0" distL="114300" distR="114300" simplePos="0" relativeHeight="251659264" behindDoc="0" locked="0" layoutInCell="1" allowOverlap="1" wp14:anchorId="56422240" wp14:editId="32C6EF18">
+            <wp:simplePos x="0" y="0"/>
+            <wp:positionH relativeFrom="margin">
+              <wp:posOffset>3406140</wp:posOffset>
+            </wp:positionH>
+            <wp:positionV relativeFrom="paragraph">
+              <wp:posOffset>24928</wp:posOffset>
+            </wp:positionV>
+            <wp:extent cx="3239770" cy="1698625"/>
+            <wp:effectExtent l="0" t="0" r="0" b="0"/>
+            <wp:wrapNone/>
+            <wp:docPr id="1383528820" name="図 2"/>
+            <wp:cNvGraphicFramePr>
+              <a:graphicFrameLocks xmlns:a="http://schemas.openxmlformats.org/drawingml/2006/main" noChangeAspect="1"/>
+            </wp:cNvGraphicFramePr>
+            <a:graphic xmlns:a="http://schemas.openxmlformats.org/drawingml/2006/main">
+              <a:graphicData uri="http://schemas.openxmlformats.org/drawingml/2006/picture">
+                <pic:pic xmlns:pic="http://schemas.openxmlformats.org/drawingml/2006/picture">
+                  <pic:nvPicPr>
+                    <pic:cNvPr id="0" name="Picture 3"/>
+                    <pic:cNvPicPr>
+                      <a:picLocks noChangeAspect="1" noChangeArrowheads="1"/>
+                    </pic:cNvPicPr>
+                  </pic:nvPicPr>
+                  <pic:blipFill>
+                    <a:blip r:embed="rId7" cstate="print">
+                      <a:extLst>
+                        <a:ext uri="{28A0092B-C50C-407E-A947-70E740481C1C}">
+                          <a14:useLocalDpi xmlns:a14="http://schemas.microsoft.com/office/drawing/2010/main" val="0"/>
+                        </a:ext>
+                      </a:extLst>
+                    </a:blip>
+                    <a:srcRect/>
+                    <a:stretch>
+                      <a:fillRect/>
+                    </a:stretch>
+                  </pic:blipFill>
+                  <pic:spPr bwMode="auto">
+                    <a:xfrm>
+                      <a:off x="0" y="0"/>
+                      <a:ext cx="3239770" cy="1698625"/>
+                    </a:xfrm>
+                    <a:prstGeom prst="rect">
+                      <a:avLst/>
+                    </a:prstGeom>
+                    <a:noFill/>
+                    <a:ln>
+                      <a:noFill/>
+                    </a:ln>
+                  </pic:spPr>
+                </pic:pic>
+              </a:graphicData>
+            </a:graphic>
+          </wp:anchor>
+        </w:drawing>
+      </w:r>
+    </w:p>
+    <w:p>
+      <w:pPr>
+        <w:rPr>
+          <w:b/>
+          <w:bCs/>
+        </w:rPr>
+      </w:pPr>
+    </w:p>
+    <w:p>
+      <w:pPr>
+        <w:rPr>
+          <w:b/>
+          <w:bCs/>
+        </w:rPr>
+      </w:pPr>
+    </w:p>
+    <w:p>
+      <w:pPr>
+        <w:rPr>
+          <w:b/>
+          <w:bCs/>
+        </w:rPr>
+      </w:pPr>
+    </w:p>
+    <w:p>
+      <w:pPr>
+        <w:rPr>
+          <w:b/>
+          <w:bCs/>
+        </w:rPr>
+      </w:pPr>
+    </w:p>
+    <w:p>
+      <w:pPr>
+        <w:rPr>
+          <w:b/>
+          <w:bCs/>
+        </w:rPr>
+      </w:pPr>
+    </w:p>
+    <w:p>
+      <w:pPr>
+        <w:rPr>
+          <w:b/>
+          <w:bCs/>
+        </w:rPr>
+      </w:pPr>
+    </w:p>
+    <w:p>
+      <w:pPr>
+        <w:rPr>
+          <w:rFonts w:hint="eastAsia"/>
+          <w:b/>
+          <w:bCs/>
+        </w:rPr>
+      </w:pPr>
+    </w:p>
+    <w:p>
+      <w:r>
+        <w:t>生徒がカードをかざすと、画面が切り替わり大きなポップアップが表示されます。</w:t>
+      </w:r>
+    </w:p>
+    <w:p>
+      <w:pPr>
+        <w:numPr>
+          <w:ilvl w:val="0"/>
+          <w:numId w:val="17"/>
+        </w:numPr>
+      </w:pPr>
+      <w:r>
+        <w:rPr>
+          <w:b/>
+          <w:bCs/>
+        </w:rPr>
+        <w:t>入室・退出の区別</w:t>
+      </w:r>
+      <w:r>
+        <w:t>: 「入室しました（緑）」または「退出しました（オレンジ）」という大きなバッジと、生徒の名前を表示します。</w:t>
+      </w:r>
+    </w:p>
+    <w:p>
+      <w:pPr>
+        <w:numPr>
+          <w:ilvl w:val="0"/>
+          <w:numId w:val="17"/>
+        </w:numPr>
+      </w:pPr>
+      <w:r>
+        <w:rPr>
+          <w:b/>
+          <w:bCs/>
+        </w:rPr>
+        <w:t>応援メッセージ</w:t>
+      </w:r>
+      <w:r>
+        <w:t>: 「頑張りましょう！</w:t>
+      </w:r>
+      <w:r>
+        <w:rPr>
+          <w:rFonts w:ascii="Segoe UI Emoji" w:hAnsi="Segoe UI Emoji" w:cs="Segoe UI Emoji"/>
+        </w:rPr>
+        <w:t>🔥</w:t>
+      </w:r>
+      <w:r>
+        <w:t>」や「お疲れ様でした！</w:t>
+      </w:r>
+      <w:r>
+        <w:rPr>
+          <w:rFonts w:ascii="Segoe UI Emoji" w:hAnsi="Segoe UI Emoji" w:cs="Segoe UI Emoji"/>
+        </w:rPr>
+        <w:t>🍵</w:t>
+      </w:r>
+      <w:r>
+        <w:t>」といった一言を表示し、やる気を引き出します。</w:t>
+      </w:r>
+    </w:p>
+    <w:p>
+      <w:pPr>
+        <w:rPr>
+          <w:b/>
+          <w:bCs/>
+        </w:rPr>
+      </w:pPr>
+      <w:r>
+        <w:rPr>
+          <w:b/>
+          <w:bCs/>
+        </w:rPr>
+        <w:t>③ 新規登録モード（初めてカードをかざした時）</w:t>
+      </w:r>
+    </w:p>
+    <w:p>
+      <w:pPr>
+        <w:rPr>
+          <w:b/>
+          <w:bCs/>
+        </w:rPr>
+      </w:pPr>
+      <w:r>
+        <w:rPr>
+          <w:b/>
+          <w:bCs/>
+          <w:noProof/>
+        </w:rPr>
+        <w:drawing>
+          <wp:anchor distT="0" distB="0" distL="114300" distR="114300" simplePos="0" relativeHeight="251661312" behindDoc="0" locked="0" layoutInCell="1" allowOverlap="1" wp14:anchorId="44553776" wp14:editId="6AD61A96">
+            <wp:simplePos x="0" y="0"/>
+            <wp:positionH relativeFrom="column">
+              <wp:posOffset>4527</wp:posOffset>
+            </wp:positionH>
+            <wp:positionV relativeFrom="paragraph">
+              <wp:posOffset>79218</wp:posOffset>
+            </wp:positionV>
+            <wp:extent cx="3240000" cy="1676909"/>
+            <wp:effectExtent l="0" t="0" r="0" b="0"/>
+            <wp:wrapNone/>
+            <wp:docPr id="650858953" name="図 3"/>
+            <wp:cNvGraphicFramePr>
+              <a:graphicFrameLocks xmlns:a="http://schemas.openxmlformats.org/drawingml/2006/main" noChangeAspect="1"/>
+            </wp:cNvGraphicFramePr>
+            <a:graphic xmlns:a="http://schemas.openxmlformats.org/drawingml/2006/main">
+              <a:graphicData uri="http://schemas.openxmlformats.org/drawingml/2006/picture">
+                <pic:pic xmlns:pic="http://schemas.openxmlformats.org/drawingml/2006/picture">
+                  <pic:nvPicPr>
+                    <pic:cNvPr id="0" name="Picture 4"/>
+                    <pic:cNvPicPr>
+                      <a:picLocks noChangeAspect="1" noChangeArrowheads="1"/>
+                    </pic:cNvPicPr>
+                  </pic:nvPicPr>
+                  <pic:blipFill>
+                    <a:blip r:embed="rId8" cstate="print">
+                      <a:extLst>
+                        <a:ext uri="{28A0092B-C50C-407E-A947-70E740481C1C}">
+                          <a14:useLocalDpi xmlns:a14="http://schemas.microsoft.com/office/drawing/2010/main" val="0"/>
+                        </a:ext>
+                      </a:extLst>
+                    </a:blip>
+                    <a:srcRect/>
+                    <a:stretch>
+                      <a:fillRect/>
+                    </a:stretch>
+                  </pic:blipFill>
+                  <pic:spPr bwMode="auto">
+                    <a:xfrm>
+                      <a:off x="0" y="0"/>
+                      <a:ext cx="3240000" cy="1676909"/>
+                    </a:xfrm>
+                    <a:prstGeom prst="rect">
+                      <a:avLst/>
+                    </a:prstGeom>
+                    <a:noFill/>
+                    <a:ln>
+                      <a:noFill/>
+                    </a:ln>
+                  </pic:spPr>
+                </pic:pic>
+              </a:graphicData>
+            </a:graphic>
+          </wp:anchor>
+        </w:drawing>
+      </w:r>
+    </w:p>
+    <w:p>
+      <w:pPr>
+        <w:rPr>
+          <w:b/>
+          <w:bCs/>
+        </w:rPr>
+      </w:pPr>
+    </w:p>
+    <w:p>
+      <w:pPr>
+        <w:rPr>
+          <w:b/>
+          <w:bCs/>
+        </w:rPr>
+      </w:pPr>
+    </w:p>
+    <w:p>
+      <w:pPr>
+        <w:rPr>
+          <w:b/>
+          <w:bCs/>
+        </w:rPr>
+      </w:pPr>
+    </w:p>
+    <w:p>
+      <w:pPr>
+        <w:rPr>
+          <w:b/>
+          <w:bCs/>
+        </w:rPr>
+      </w:pPr>
+    </w:p>
+    <w:p>
+      <w:pPr>
+        <w:rPr>
+          <w:b/>
+          <w:bCs/>
+        </w:rPr>
+      </w:pPr>
+    </w:p>
+    <w:p>
+      <w:pPr>
+        <w:rPr>
+          <w:b/>
+          <w:bCs/>
+        </w:rPr>
+      </w:pPr>
+    </w:p>
+    <w:p>
+      <w:pPr>
+        <w:rPr>
+          <w:rFonts w:hint="eastAsia"/>
+          <w:b/>
+          <w:bCs/>
+        </w:rPr>
+      </w:pPr>
+    </w:p>
+    <w:p>
+      <w:r>
+        <w:t>新品のタグをかざした瞬間だけ表示される、特別な管理画面です。</w:t>
+      </w:r>
+    </w:p>
+    <w:p>
+      <w:pPr>
+        <w:numPr>
+          <w:ilvl w:val="0"/>
+          <w:numId w:val="18"/>
+        </w:numPr>
+      </w:pPr>
+      <w:r>
+        <w:rPr>
+          <w:b/>
+          <w:bCs/>
+        </w:rPr>
+        <w:t>登録完了表示</w:t>
+      </w:r>
+      <w:r>
+        <w:t>: 「</w:t>
+      </w:r>
+      <w:r>
+        <w:rPr>
+          <w:rFonts w:ascii="Segoe UI Emoji" w:hAnsi="Segoe UI Emoji" w:cs="Segoe UI Emoji"/>
+        </w:rPr>
+        <w:t>✨</w:t>
+      </w:r>
+      <w:r>
+        <w:t xml:space="preserve"> 登録完了」という文字とともに、そのカードに割り当てられた </w:t>
+      </w:r>
+      <w:r>
+        <w:rPr>
+          <w:b/>
+          <w:bCs/>
+        </w:rPr>
+        <w:t>独自のID</w:t>
+      </w:r>
+      <w:r>
+        <w:t xml:space="preserve"> と </w:t>
+      </w:r>
+      <w:r>
+        <w:rPr>
+          <w:b/>
+          <w:bCs/>
+        </w:rPr>
+        <w:t>専用URL</w:t>
+      </w:r>
+      <w:r>
+        <w:t xml:space="preserve"> が表示されます。</w:t>
+      </w:r>
+    </w:p>
+    <w:p>
+      <w:pPr>
+        <w:numPr>
+          <w:ilvl w:val="0"/>
+          <w:numId w:val="18"/>
+        </w:numPr>
+      </w:pPr>
+      <w:r>
+        <w:rPr>
+          <w:b/>
+          <w:bCs/>
+        </w:rPr>
+        <w:lastRenderedPageBreak/>
+        <w:t>自動消去機能</w:t>
+      </w:r>
+      <w:r>
+        <w:t>: 大量発行の邪魔にならないよう、この画面は1秒（設定により変更可能）で自動的に待機画面に戻ります。</w:t>
+      </w:r>
+    </w:p>
+    <w:p>
+      <w:r>
+        <w:pict w14:anchorId="50C3C665">
+          <v:rect id="_x0000_i1165" style="width:0;height:1.5pt" o:hralign="center" o:hrstd="t" o:hr="t" fillcolor="#a0a0a0" stroked="f">
+            <v:textbox inset="5.85pt,.7pt,5.85pt,.7pt"/>
+          </v:rect>
+        </w:pict>
+      </w:r>
+    </w:p>
+    <w:p>
+      <w:pPr>
+        <w:rPr>
+          <w:b/>
+          <w:bCs/>
+        </w:rPr>
+      </w:pPr>
+      <w:r>
+        <w:rPr>
+          <w:b/>
+          <w:bCs/>
+        </w:rPr>
+        <w:t>2. 生徒専用マイページ (index.html)</w:t>
+      </w:r>
+    </w:p>
+    <w:p>
+      <w:r>
+        <w:t>生徒が自分のスマホでタグをタッチしたときに表示される、やる気を可視化するページです。</w:t>
+      </w:r>
+    </w:p>
+    <w:p>
+      <w:pPr>
+        <w:rPr>
+          <w:b/>
+          <w:bCs/>
+        </w:rPr>
+      </w:pPr>
+      <w:r>
+        <w:rPr>
+          <w:b/>
+          <w:bCs/>
+        </w:rPr>
+        <w:t>① スマート認証とナビゲーション</w:t>
+      </w:r>
+    </w:p>
+    <w:p>
+      <w:r>
+        <w:t>URLに含まれるIDを自動判別し、生徒の手間を最小限に抑えつつ必要な画面へ誘導します。</w:t>
+      </w:r>
+    </w:p>
+    <w:p>
+      <w:r>
+        <w:rPr>
+          <w:noProof/>
+        </w:rPr>
+        <w:drawing>
+          <wp:anchor distT="0" distB="0" distL="114300" distR="114300" simplePos="0" relativeHeight="251664384" behindDoc="0" locked="0" layoutInCell="1" allowOverlap="1" wp14:anchorId="26C45AC6" wp14:editId="08FEA6B7">
+            <wp:simplePos x="0" y="0"/>
+            <wp:positionH relativeFrom="margin">
+              <wp:align>right</wp:align>
+            </wp:positionH>
+            <wp:positionV relativeFrom="paragraph">
+              <wp:posOffset>6985</wp:posOffset>
+            </wp:positionV>
+            <wp:extent cx="2082800" cy="3779520"/>
+            <wp:effectExtent l="0" t="0" r="0" b="0"/>
+            <wp:wrapNone/>
+            <wp:docPr id="1133072606" name="図 5"/>
+            <wp:cNvGraphicFramePr>
+              <a:graphicFrameLocks xmlns:a="http://schemas.openxmlformats.org/drawingml/2006/main" noChangeAspect="1"/>
+            </wp:cNvGraphicFramePr>
+            <a:graphic xmlns:a="http://schemas.openxmlformats.org/drawingml/2006/main">
+              <a:graphicData uri="http://schemas.openxmlformats.org/drawingml/2006/picture">
+                <pic:pic xmlns:pic="http://schemas.openxmlformats.org/drawingml/2006/picture">
+                  <pic:nvPicPr>
+                    <pic:cNvPr id="0" name="Picture 6"/>
+                    <pic:cNvPicPr>
+                      <a:picLocks noChangeAspect="1" noChangeArrowheads="1"/>
+                    </pic:cNvPicPr>
+                  </pic:nvPicPr>
+                  <pic:blipFill>
+                    <a:blip r:embed="rId9">
+                      <a:extLst>
+                        <a:ext uri="{28A0092B-C50C-407E-A947-70E740481C1C}">
+                          <a14:useLocalDpi xmlns:a14="http://schemas.microsoft.com/office/drawing/2010/main" val="0"/>
+                        </a:ext>
+                      </a:extLst>
+                    </a:blip>
+                    <a:srcRect/>
+                    <a:stretch>
+                      <a:fillRect/>
+                    </a:stretch>
+                  </pic:blipFill>
+                  <pic:spPr bwMode="auto">
+                    <a:xfrm>
+                      <a:off x="0" y="0"/>
+                      <a:ext cx="2082800" cy="3779520"/>
+                    </a:xfrm>
+                    <a:prstGeom prst="rect">
+                      <a:avLst/>
+                    </a:prstGeom>
+                    <a:noFill/>
+                    <a:ln>
+                      <a:noFill/>
+                    </a:ln>
+                  </pic:spPr>
+                </pic:pic>
+              </a:graphicData>
+            </a:graphic>
+            <wp14:sizeRelH relativeFrom="margin">
+              <wp14:pctWidth>0</wp14:pctWidth>
+            </wp14:sizeRelH>
+            <wp14:sizeRelV relativeFrom="margin">
+              <wp14:pctHeight>0</wp14:pctHeight>
+            </wp14:sizeRelV>
+          </wp:anchor>
+        </w:drawing>
+      </w:r>
+      <w:r>
+        <w:rPr>
+          <w:noProof/>
+        </w:rPr>
+        <w:drawing>
+          <wp:anchor distT="0" distB="0" distL="114300" distR="114300" simplePos="0" relativeHeight="251663360" behindDoc="0" locked="0" layoutInCell="1" allowOverlap="1" wp14:anchorId="7E13B1B5" wp14:editId="280810BF">
+            <wp:simplePos x="0" y="0"/>
+            <wp:positionH relativeFrom="column">
+              <wp:posOffset>2239645</wp:posOffset>
+            </wp:positionH>
+            <wp:positionV relativeFrom="paragraph">
+              <wp:posOffset>5552</wp:posOffset>
+            </wp:positionV>
+            <wp:extent cx="2123824" cy="3780000"/>
+            <wp:effectExtent l="0" t="0" r="0" b="0"/>
+            <wp:wrapNone/>
+            <wp:docPr id="1386460007" name="図 4"/>
+            <wp:cNvGraphicFramePr>
+              <a:graphicFrameLocks xmlns:a="http://schemas.openxmlformats.org/drawingml/2006/main" noChangeAspect="1"/>
+            </wp:cNvGraphicFramePr>
+            <a:graphic xmlns:a="http://schemas.openxmlformats.org/drawingml/2006/main">
+              <a:graphicData uri="http://schemas.openxmlformats.org/drawingml/2006/picture">
+                <pic:pic xmlns:pic="http://schemas.openxmlformats.org/drawingml/2006/picture">
+                  <pic:nvPicPr>
+                    <pic:cNvPr id="0" name="Picture 5"/>
+                    <pic:cNvPicPr>
+                      <a:picLocks noChangeAspect="1" noChangeArrowheads="1"/>
+                    </pic:cNvPicPr>
+                  </pic:nvPicPr>
+                  <pic:blipFill>
+                    <a:blip r:embed="rId10">
+                      <a:extLst>
+                        <a:ext uri="{28A0092B-C50C-407E-A947-70E740481C1C}">
+                          <a14:useLocalDpi xmlns:a14="http://schemas.microsoft.com/office/drawing/2010/main" val="0"/>
+                        </a:ext>
+                      </a:extLst>
+                    </a:blip>
+                    <a:srcRect/>
+                    <a:stretch>
+                      <a:fillRect/>
+                    </a:stretch>
+                  </pic:blipFill>
+                  <pic:spPr bwMode="auto">
+                    <a:xfrm>
+                      <a:off x="0" y="0"/>
+                      <a:ext cx="2123824" cy="3780000"/>
+                    </a:xfrm>
+                    <a:prstGeom prst="rect">
+                      <a:avLst/>
+                    </a:prstGeom>
+                    <a:noFill/>
+                    <a:ln>
+                      <a:noFill/>
+                    </a:ln>
+                  </pic:spPr>
+                </pic:pic>
+              </a:graphicData>
+            </a:graphic>
+            <wp14:sizeRelH relativeFrom="margin">
+              <wp14:pctWidth>0</wp14:pctWidth>
+            </wp14:sizeRelH>
+            <wp14:sizeRelV relativeFrom="margin">
+              <wp14:pctHeight>0</wp14:pctHeight>
+            </wp14:sizeRelV>
+          </wp:anchor>
+        </w:drawing>
+      </w:r>
+      <w:r>
+        <w:drawing>
+          <wp:anchor distT="0" distB="0" distL="114300" distR="114300" simplePos="0" relativeHeight="251662336" behindDoc="0" locked="0" layoutInCell="1" allowOverlap="1" wp14:anchorId="49BE2993" wp14:editId="2C4E6D49">
+            <wp:simplePos x="0" y="0"/>
+            <wp:positionH relativeFrom="column">
+              <wp:posOffset>22225</wp:posOffset>
+            </wp:positionH>
+            <wp:positionV relativeFrom="paragraph">
+              <wp:posOffset>5715</wp:posOffset>
+            </wp:positionV>
+            <wp:extent cx="2040808" cy="3780000"/>
+            <wp:effectExtent l="0" t="0" r="0" b="0"/>
+            <wp:wrapNone/>
+            <wp:docPr id="212872993" name="図 1"/>
+            <wp:cNvGraphicFramePr>
+              <a:graphicFrameLocks xmlns:a="http://schemas.openxmlformats.org/drawingml/2006/main" noChangeAspect="1"/>
+            </wp:cNvGraphicFramePr>
+            <a:graphic xmlns:a="http://schemas.openxmlformats.org/drawingml/2006/main">
+              <a:graphicData uri="http://schemas.openxmlformats.org/drawingml/2006/picture">
+                <pic:pic xmlns:pic="http://schemas.openxmlformats.org/drawingml/2006/picture">
+                  <pic:nvPicPr>
+                    <pic:cNvPr id="212872993" name=""/>
+                    <pic:cNvPicPr/>
+                  </pic:nvPicPr>
+                  <pic:blipFill>
+                    <a:blip r:embed="rId11" cstate="print">
+                      <a:extLst>
+                        <a:ext uri="{28A0092B-C50C-407E-A947-70E740481C1C}">
+                          <a14:useLocalDpi xmlns:a14="http://schemas.microsoft.com/office/drawing/2010/main" val="0"/>
+                        </a:ext>
+                      </a:extLst>
+                    </a:blip>
+                    <a:stretch>
+                      <a:fillRect/>
+                    </a:stretch>
+                  </pic:blipFill>
+                  <pic:spPr>
+                    <a:xfrm>
+                      <a:off x="0" y="0"/>
+                      <a:ext cx="2040808" cy="3780000"/>
+                    </a:xfrm>
+                    <a:prstGeom prst="rect">
+                      <a:avLst/>
+                    </a:prstGeom>
+                  </pic:spPr>
+                </pic:pic>
+              </a:graphicData>
+            </a:graphic>
+            <wp14:sizeRelH relativeFrom="margin">
+              <wp14:pctWidth>0</wp14:pctWidth>
+            </wp14:sizeRelH>
+            <wp14:sizeRelV relativeFrom="margin">
+              <wp14:pctHeight>0</wp14:pctHeight>
+            </wp14:sizeRelV>
+          </wp:anchor>
+        </w:drawing>
       </w:r>
     </w:p>
     <w:p/>
+    <w:p/>
+    <w:p/>
+    <w:p/>
+    <w:p/>
+    <w:p/>
+    <w:p/>
+    <w:p/>
+    <w:p/>
+    <w:p/>
+    <w:p/>
+    <w:p>
+      <w:pPr>
+        <w:rPr>
+          <w:rFonts w:hint="eastAsia"/>
+        </w:rPr>
+      </w:pPr>
+    </w:p>
+    <w:p/>
+    <w:p/>
+    <w:p/>
+    <w:p>
+      <w:pPr>
+        <w:rPr>
+          <w:rFonts w:hint="eastAsia"/>
+        </w:rPr>
+      </w:pPr>
+    </w:p>
+    <w:p>
+      <w:pPr>
+        <w:numPr>
+          <w:ilvl w:val="0"/>
+          <w:numId w:val="23"/>
+        </w:numPr>
+      </w:pPr>
+      <w:r>
+        <w:rPr>
+          <w:b/>
+          <w:bCs/>
+        </w:rPr>
+        <w:t>自動ページ振り分け</w:t>
+      </w:r>
+      <w:r>
+        <w:t>: 読み込み時に「名前が未登録」か「登録済み」かを判定します。未登録なら「プロフィール設定」、登録済みなら「ホーム（記録）」を最初に表示します。</w:t>
+      </w:r>
+    </w:p>
+    <w:p>
+      <w:pPr>
+        <w:numPr>
+          <w:ilvl w:val="0"/>
+          <w:numId w:val="23"/>
+        </w:numPr>
+      </w:pPr>
+      <w:r>
+        <w:rPr>
+          <w:b/>
+          <w:bCs/>
+        </w:rPr>
+        <w:t>ハンバーガーメニュー</w:t>
+      </w:r>
+      <w:r>
+        <w:t>: 画面左上の「</w:t>
+      </w:r>
+      <w:r>
+        <w:rPr>
+          <w:rFonts w:ascii="Segoe UI Symbol" w:hAnsi="Segoe UI Symbol" w:cs="Segoe UI Symbol"/>
+        </w:rPr>
+        <w:t>☰</w:t>
+      </w:r>
+      <w:r>
+        <w:t>」からサイドメニューを開き、いつでも「ホーム」と「プロフィール」を切り替えられます。</w:t>
+      </w:r>
+    </w:p>
+    <w:p>
+      <w:pPr>
+        <w:numPr>
+          <w:ilvl w:val="0"/>
+          <w:numId w:val="23"/>
+        </w:numPr>
+      </w:pPr>
+      <w:r>
+        <w:rPr>
+          <w:b/>
+          <w:bCs/>
+        </w:rPr>
+        <w:t>メニューオーバーレイ</w:t>
+      </w:r>
+      <w:r>
+        <w:t>: メニューが開いている間は背景が暗くなり、操作ミスを防ぐ親切設計です。</w:t>
+      </w:r>
+    </w:p>
+    <w:p>
+      <w:pPr>
+        <w:rPr>
+          <w:b/>
+          <w:bCs/>
+        </w:rPr>
+      </w:pPr>
+      <w:r>
+        <w:rPr>
+          <w:b/>
+          <w:bCs/>
+        </w:rPr>
+        <w:t>② 学習成果の可視化（ホーム画面）</w:t>
+      </w:r>
+    </w:p>
+    <w:p>
+      <w:r>
+        <w:t>生徒の「自習の積み重ね」を具体的な数字で示し、達成感を演出します。</w:t>
+      </w:r>
+    </w:p>
+    <w:p>
+      <w:pPr>
+        <w:numPr>
+          <w:ilvl w:val="0"/>
+          <w:numId w:val="24"/>
+        </w:numPr>
+      </w:pPr>
+      <w:r>
+        <w:rPr>
+          <w:b/>
+          <w:bCs/>
+        </w:rPr>
+        <w:t>4種類の累計・月間データ</w:t>
+      </w:r>
+      <w:r>
+        <w:t>: 「累計自習日数/時間」に加え、「今月の自習日数/時間」を表示。長期的な成長と短期的な頑張りの両方を確認できます。</w:t>
+      </w:r>
+    </w:p>
+    <w:p>
+      <w:pPr>
+        <w:numPr>
+          <w:ilvl w:val="0"/>
+          <w:numId w:val="24"/>
+        </w:numPr>
+      </w:pPr>
+      <w:r>
+        <w:rPr>
+          <w:b/>
+          <w:bCs/>
+        </w:rPr>
+        <w:t>最終利用日の表示</w:t>
+      </w:r>
+      <w:r>
+        <w:t>: 前回来たのがいつかを一目で確認でき、学習のブランクを作らない意識づけを促します。</w:t>
+      </w:r>
+    </w:p>
+    <w:p>
+      <w:pPr>
+        <w:numPr>
+          <w:ilvl w:val="0"/>
+          <w:numId w:val="24"/>
+        </w:numPr>
+      </w:pPr>
+      <w:r>
+        <w:rPr>
+          <w:b/>
+          <w:bCs/>
+        </w:rPr>
+        <w:t>チューターからのお知らせ</w:t>
+      </w:r>
+      <w:r>
+        <w:t>: 岡室チューターからのメッセージを表示するエリアがあり、生徒とのコミュニケーション窓口として機能します。</w:t>
+      </w:r>
+    </w:p>
+    <w:p>
+      <w:pPr>
+        <w:rPr>
+          <w:b/>
+          <w:bCs/>
+        </w:rPr>
+      </w:pPr>
+      <w:r>
+        <w:rPr>
+          <w:b/>
+          <w:bCs/>
+        </w:rPr>
+        <w:t>③ ユーザー情報の自己管理（プロフィール設定）</w:t>
+      </w:r>
+    </w:p>
+    <w:p>
+      <w:r>
+        <w:t>生徒自身に情報を入力させることで、名簿登録の自動化と生徒の帰属意識を高めます。</w:t>
+      </w:r>
+    </w:p>
+    <w:p>
+      <w:pPr>
+        <w:numPr>
+          <w:ilvl w:val="0"/>
+          <w:numId w:val="25"/>
+        </w:numPr>
+      </w:pPr>
+      <w:r>
+        <w:rPr>
+          <w:b/>
+          <w:bCs/>
+        </w:rPr>
+        <w:t>初回利用時のガイド</w:t>
+      </w:r>
+      <w:r>
+        <w:t>: 未登録の生徒には「まずは名前を登録してください」という専用のウェルカムメッセージが表示されます。</w:t>
+      </w:r>
+    </w:p>
+    <w:p>
+      <w:pPr>
+        <w:numPr>
+          <w:ilvl w:val="0"/>
+          <w:numId w:val="25"/>
+        </w:numPr>
+      </w:pPr>
+      <w:r>
+        <w:rPr>
+          <w:b/>
+          <w:bCs/>
+        </w:rPr>
+        <w:t>詳細な項目設定</w:t>
+      </w:r>
+      <w:r>
+        <w:t>: 漢字氏名だけでなく、「ふりがな」やランキング用の「ニックネーム」、そして「学年」</w:t>
+      </w:r>
+      <w:r>
+        <w:lastRenderedPageBreak/>
+        <w:t>を生徒自身で設定・変更できます。</w:t>
+      </w:r>
+    </w:p>
+    <w:p>
+      <w:pPr>
+        <w:numPr>
+          <w:ilvl w:val="0"/>
+          <w:numId w:val="25"/>
+        </w:numPr>
+      </w:pPr>
+      <w:r>
+        <w:rPr>
+          <w:b/>
+          <w:bCs/>
+        </w:rPr>
+        <w:t>即時反映</w:t>
+      </w:r>
+      <w:r>
+        <w:t>: 「情報を保存する」ボタンを押すと、Google Apps Script (GAS) 経由でスプレッドシートが更新され、画面上の名前もすぐに書き換わります。</w:t>
+      </w:r>
+    </w:p>
+    <w:p>
+      <w:pPr>
+        <w:rPr>
+          <w:b/>
+          <w:bCs/>
+        </w:rPr>
+      </w:pPr>
+      <w:r>
+        <w:rPr>
+          <w:b/>
+          <w:bCs/>
+        </w:rPr>
+        <w:t>④ リアルタイム同期とエラー防止</w:t>
+      </w:r>
+    </w:p>
+    <w:p>
+      <w:r>
+        <w:t>常に正確なデータを表示し、通信のトラブルにも配慮した仕組みです。</w:t>
+      </w:r>
+    </w:p>
+    <w:p>
+      <w:pPr>
+        <w:numPr>
+          <w:ilvl w:val="0"/>
+          <w:numId w:val="26"/>
+        </w:numPr>
+      </w:pPr>
+      <w:r>
+        <w:rPr>
+          <w:b/>
+          <w:bCs/>
+        </w:rPr>
+        <w:t>手動更新ボタン (</w:t>
+      </w:r>
+      <w:r>
+        <w:rPr>
+          <w:rFonts w:ascii="Segoe UI Emoji" w:hAnsi="Segoe UI Emoji" w:cs="Segoe UI Emoji"/>
+          <w:b/>
+          <w:bCs/>
+        </w:rPr>
+        <w:t>🔄</w:t>
+      </w:r>
+      <w:r>
+        <w:rPr>
+          <w:b/>
+          <w:bCs/>
+        </w:rPr>
+        <w:t>)</w:t>
+      </w:r>
+      <w:r>
+        <w:t>: 画面右上のアイコンを押すと、アイコンが回転（スピン）しながら最新のデータを取得し直します。</w:t>
+      </w:r>
+    </w:p>
+    <w:p>
+      <w:pPr>
+        <w:numPr>
+          <w:ilvl w:val="0"/>
+          <w:numId w:val="26"/>
+        </w:numPr>
+      </w:pPr>
+      <w:r>
+        <w:rPr>
+          <w:b/>
+          <w:bCs/>
+        </w:rPr>
+        <w:t>キャッシュ防止</w:t>
+      </w:r>
+      <w:r>
+        <w:t>: データ取得の際にタイムスタンプを付加しており、ブラウザに古いデータが残って誤表示されるのを防ぎます。</w:t>
+      </w:r>
+    </w:p>
+    <w:p>
+      <w:pPr>
+        <w:numPr>
+          <w:ilvl w:val="0"/>
+          <w:numId w:val="26"/>
+        </w:numPr>
+      </w:pPr>
+      <w:r>
+        <w:rPr>
+          <w:b/>
+          <w:bCs/>
+        </w:rPr>
+        <w:t>丁寧なエラー表示</w:t>
+      </w:r>
+      <w:r>
+        <w:t>: IDが見つからない場合や、電波が悪く通信に失敗した場合でも、状況に応じたメッセージを出して生徒を安心させます。</w:t>
+      </w:r>
+    </w:p>
+    <w:p>
+      <w:r>
+        <w:pict w14:anchorId="019EFC98">
+          <v:rect id="_x0000_i1166" style="width:0;height:1.5pt" o:hralign="center" o:hrstd="t" o:hr="t" fillcolor="#a0a0a0" stroked="f">
+            <v:textbox inset="5.85pt,.7pt,5.85pt,.7pt"/>
+          </v:rect>
+        </w:pict>
+      </w:r>
+    </w:p>
+    <w:p>
+      <w:pPr>
+        <w:rPr>
+          <w:b/>
+          <w:bCs/>
+        </w:rPr>
+      </w:pPr>
+      <w:r>
+        <w:rPr>
+          <w:b/>
+          <w:bCs/>
+        </w:rPr>
+        <w:t>3. 管理者ダッシュボード (dashboard.html)</w:t>
+      </w:r>
+    </w:p>
+    <w:p>
+      <w:r>
+        <w:t>塾の先生が、現在の学習状況を一覧で把握するための画面です。</w:t>
+      </w:r>
+    </w:p>
+    <w:p>
+      <w:pPr>
+        <w:numPr>
+          <w:ilvl w:val="0"/>
+          <w:numId w:val="20"/>
+        </w:numPr>
+      </w:pPr>
+      <w:r>
+        <w:rPr>
+          <w:b/>
+          <w:bCs/>
+        </w:rPr>
+        <w:t>リアルタイム在室一覧</w:t>
+      </w:r>
+      <w:r>
+        <w:t>: 今、誰が入室しているかを一目で確認できます。</w:t>
+      </w:r>
+    </w:p>
+    <w:p>
+      <w:pPr>
+        <w:numPr>
+          <w:ilvl w:val="0"/>
+          <w:numId w:val="20"/>
+        </w:numPr>
+      </w:pPr>
+      <w:r>
+        <w:rPr>
+          <w:b/>
+          <w:bCs/>
+        </w:rPr>
+        <w:t>名簿・URL管理</w:t>
+      </w:r>
+      <w:r>
+        <w:t>: 登録されている全生徒のID、名前、学年、そして発行された専用URLをリスト表示します。</w:t>
+      </w:r>
+    </w:p>
+    <w:p>
+      <w:pPr>
+        <w:numPr>
+          <w:ilvl w:val="0"/>
+          <w:numId w:val="20"/>
+        </w:numPr>
+      </w:pPr>
+      <w:r>
+        <w:rPr>
+          <w:b/>
+          <w:bCs/>
+        </w:rPr>
+        <w:t>手動コピー機能</w:t>
+      </w:r>
+      <w:r>
+        <w:t>: もし自動書き込みが失敗しても、この画面からURLをコピーして再発行することができます。</w:t>
+      </w:r>
+    </w:p>
+    <w:p>
+      <w:r>
+        <w:pict w14:anchorId="4B4CF5E9">
+          <v:rect id="_x0000_i1167" style="width:0;height:1.5pt" o:hralign="center" o:hrstd="t" o:hr="t" fillcolor="#a0a0a0" stroked="f">
+            <v:textbox inset="5.85pt,.7pt,5.85pt,.7pt"/>
+          </v:rect>
+        </w:pict>
+      </w:r>
+    </w:p>
+    <w:p>
+      <w:pPr>
+        <w:rPr>
+          <w:b/>
+          <w:bCs/>
+        </w:rPr>
+      </w:pPr>
+      <w:r>
+        <w:rPr>
+          <w:b/>
+          <w:bCs/>
+        </w:rPr>
+        <w:t>4. バックエンド機能（パソコン内部の動き）</w:t>
+      </w:r>
+    </w:p>
+    <w:p>
+      <w:r>
+        <w:t>目には見えませんが、パソコン内で main.py が休まず働いています。</w:t>
+      </w:r>
+    </w:p>
+    <w:p>
+      <w:pPr>
+        <w:numPr>
+          <w:ilvl w:val="0"/>
+          <w:numId w:val="21"/>
+        </w:numPr>
+      </w:pPr>
+      <w:proofErr w:type="spellStart"/>
+      <w:r>
+        <w:rPr>
+          <w:b/>
+          <w:bCs/>
+        </w:rPr>
+        <w:t>IDm</w:t>
+      </w:r>
+      <w:proofErr w:type="spellEnd"/>
+      <w:r>
+        <w:rPr>
+          <w:b/>
+          <w:bCs/>
+        </w:rPr>
+        <w:t>の自動判別</w:t>
+      </w:r>
+      <w:r>
+        <w:t>: パソリにかざされたカードが「登録済み」か「新品」かを瞬時に判断します。</w:t>
+      </w:r>
+    </w:p>
+    <w:p>
+      <w:pPr>
+        <w:numPr>
+          <w:ilvl w:val="0"/>
+          <w:numId w:val="21"/>
+        </w:numPr>
+      </w:pPr>
+      <w:r>
+        <w:rPr>
+          <w:b/>
+          <w:bCs/>
+        </w:rPr>
+        <w:t>自動URL書き込み</w:t>
+      </w:r>
+      <w:r>
+        <w:t>: 新品カードだった場合、生徒専用のURLを生成し、その場でカードの中身を書き換えます。</w:t>
+      </w:r>
+    </w:p>
+    <w:p>
+      <w:pPr>
+        <w:numPr>
+          <w:ilvl w:val="0"/>
+          <w:numId w:val="21"/>
+        </w:numPr>
+      </w:pPr>
+      <w:r>
+        <w:rPr>
+          <w:b/>
+          <w:bCs/>
+        </w:rPr>
+        <w:t>スプレッドシート連携</w:t>
+      </w:r>
+      <w:r>
+        <w:t>: 1回のタッチで、「名簿への登録」「入退室ログの追記」「モニター表示の更新」のすべてを同時に実行します。</w:t>
+      </w:r>
+    </w:p>
+    <w:p>
+      <w:r>
+        <w:pict w14:anchorId="6282C94E">
+          <v:rect id="_x0000_i1168" style="width:0;height:1.5pt" o:hralign="center" o:hrstd="t" o:hr="t" fillcolor="#a0a0a0" stroked="f">
+            <v:textbox inset="5.85pt,.7pt,5.85pt,.7pt"/>
+          </v:rect>
+        </w:pict>
+      </w:r>
+    </w:p>
+    <w:p>
+      <w:pPr>
+        <w:rPr>
+          <w:b/>
+          <w:bCs/>
+        </w:rPr>
+      </w:pPr>
+      <w:r>
+        <w:rPr>
+          <w:b/>
+          <w:bCs/>
+        </w:rPr>
+        <w:t>5. データ保存先（Google スプレッドシート）</w:t>
+      </w:r>
+    </w:p>
+    <w:p>
+      <w:r>
+        <w:t>すべてのデータは、塾のアカウントの Google スプレッドシートに保存されます。</w:t>
+      </w:r>
+    </w:p>
+    <w:p>
+      <w:pPr>
+        <w:numPr>
+          <w:ilvl w:val="0"/>
+          <w:numId w:val="22"/>
+        </w:numPr>
+      </w:pPr>
+      <w:r>
+        <w:rPr>
+          <w:b/>
+          <w:bCs/>
+        </w:rPr>
+        <w:t>「名簿」シート</w:t>
+      </w:r>
+      <w:r>
+        <w:t xml:space="preserve">: </w:t>
+      </w:r>
+      <w:proofErr w:type="spellStart"/>
+      <w:r>
+        <w:t>IDm</w:t>
+      </w:r>
+      <w:proofErr w:type="spellEnd"/>
+      <w:r>
+        <w:t>、名前、学年、生徒用URLを管理します。</w:t>
+      </w:r>
+    </w:p>
+    <w:p>
+      <w:pPr>
+        <w:numPr>
+          <w:ilvl w:val="0"/>
+          <w:numId w:val="22"/>
+        </w:numPr>
+      </w:pPr>
+      <w:r>
+        <w:rPr>
+          <w:b/>
+          <w:bCs/>
+        </w:rPr>
+        <w:t>「統計（年度）」シート</w:t>
+      </w:r>
+      <w:r>
+        <w:t>: 誰が、いつ入って、いつ出たか、何分滞在したかをすべて記録します。</w:t>
+      </w:r>
+    </w:p>
+    <w:p>
+      <w:pPr>
+        <w:numPr>
+          <w:ilvl w:val="0"/>
+          <w:numId w:val="22"/>
+        </w:numPr>
+      </w:pPr>
+      <w:r>
+        <w:rPr>
+          <w:b/>
+          <w:bCs/>
+        </w:rPr>
+        <w:t>「モニター」シート</w:t>
+      </w:r>
+      <w:r>
+        <w:t>: monitor.html に表示するための「最新の動き」を一時的に保存します。</w:t>
+      </w:r>
+    </w:p>
+    <w:p>
+      <w:pPr>
+        <w:rPr>
+          <w:rFonts w:hint="eastAsia"/>
+        </w:rPr>
+      </w:pPr>
+    </w:p>
     <w:sectPr>
       <w:pgSz w:w="11906" w:h="16838"/>
-      <w:pgMar w:top="1985" w:right="1701" w:bottom="1701" w:left="1701" w:header="851" w:footer="992" w:gutter="0"/>
+      <w:pgMar w:top="720" w:right="720" w:bottom="720" w:left="720" w:header="851" w:footer="992" w:gutter="0"/>
       <w:cols w:space="425"/>
       <w:docGrid w:type="lines" w:linePitch="360"/>
     </w:sectPr>
@@ -616,6 +2237,155 @@
     </w:lvl>
   </w:abstractNum>
   <w:abstractNum w:abstractNumId="1" w15:restartNumberingAfterBreak="0">
+    <w:nsid w:val="138D421A"/>
+    <w:multiLevelType w:val="multilevel"/>
+    <w:tmpl w:val="30C20C12"/>
+    <w:lvl w:ilvl="0">
+      <w:start w:val="1"/>
+      <w:numFmt w:val="bullet"/>
+      <w:lvlText w:val=""/>
+      <w:lvlJc w:val="left"/>
+      <w:pPr>
+        <w:tabs>
+          <w:tab w:val="num" w:pos="720"/>
+        </w:tabs>
+        <w:ind w:left="720" w:hanging="360"/>
+      </w:pPr>
+      <w:rPr>
+        <w:rFonts w:ascii="Symbol" w:hAnsi="Symbol" w:hint="default"/>
+        <w:sz w:val="20"/>
+      </w:rPr>
+    </w:lvl>
+    <w:lvl w:ilvl="1" w:tentative="1">
+      <w:start w:val="1"/>
+      <w:numFmt w:val="bullet"/>
+      <w:lvlText w:val="o"/>
+      <w:lvlJc w:val="left"/>
+      <w:pPr>
+        <w:tabs>
+          <w:tab w:val="num" w:pos="1440"/>
+        </w:tabs>
+        <w:ind w:left="1440" w:hanging="360"/>
+      </w:pPr>
+      <w:rPr>
+        <w:rFonts w:ascii="Courier New" w:hAnsi="Courier New" w:hint="default"/>
+        <w:sz w:val="20"/>
+      </w:rPr>
+    </w:lvl>
+    <w:lvl w:ilvl="2" w:tentative="1">
+      <w:start w:val="1"/>
+      <w:numFmt w:val="bullet"/>
+      <w:lvlText w:val=""/>
+      <w:lvlJc w:val="left"/>
+      <w:pPr>
+        <w:tabs>
+          <w:tab w:val="num" w:pos="2160"/>
+        </w:tabs>
+        <w:ind w:left="2160" w:hanging="360"/>
+      </w:pPr>
+      <w:rPr>
+        <w:rFonts w:ascii="Wingdings" w:hAnsi="Wingdings" w:hint="default"/>
+        <w:sz w:val="20"/>
+      </w:rPr>
+    </w:lvl>
+    <w:lvl w:ilvl="3" w:tentative="1">
+      <w:start w:val="1"/>
+      <w:numFmt w:val="bullet"/>
+      <w:lvlText w:val=""/>
+      <w:lvlJc w:val="left"/>
+      <w:pPr>
+        <w:tabs>
+          <w:tab w:val="num" w:pos="2880"/>
+        </w:tabs>
+        <w:ind w:left="2880" w:hanging="360"/>
+      </w:pPr>
+      <w:rPr>
+        <w:rFonts w:ascii="Wingdings" w:hAnsi="Wingdings" w:hint="default"/>
+        <w:sz w:val="20"/>
+      </w:rPr>
+    </w:lvl>
+    <w:lvl w:ilvl="4" w:tentative="1">
+      <w:start w:val="1"/>
+      <w:numFmt w:val="bullet"/>
+      <w:lvlText w:val=""/>
+      <w:lvlJc w:val="left"/>
+      <w:pPr>
+        <w:tabs>
+          <w:tab w:val="num" w:pos="3600"/>
+        </w:tabs>
+        <w:ind w:left="3600" w:hanging="360"/>
+      </w:pPr>
+      <w:rPr>
+        <w:rFonts w:ascii="Wingdings" w:hAnsi="Wingdings" w:hint="default"/>
+        <w:sz w:val="20"/>
+      </w:rPr>
+    </w:lvl>
+    <w:lvl w:ilvl="5" w:tentative="1">
+      <w:start w:val="1"/>
+      <w:numFmt w:val="bullet"/>
+      <w:lvlText w:val=""/>
+      <w:lvlJc w:val="left"/>
+      <w:pPr>
+        <w:tabs>
+          <w:tab w:val="num" w:pos="4320"/>
+        </w:tabs>
+        <w:ind w:left="4320" w:hanging="360"/>
+      </w:pPr>
+      <w:rPr>
+        <w:rFonts w:ascii="Wingdings" w:hAnsi="Wingdings" w:hint="default"/>
+        <w:sz w:val="20"/>
+      </w:rPr>
+    </w:lvl>
+    <w:lvl w:ilvl="6" w:tentative="1">
+      <w:start w:val="1"/>
+      <w:numFmt w:val="bullet"/>
+      <w:lvlText w:val=""/>
+      <w:lvlJc w:val="left"/>
+      <w:pPr>
+        <w:tabs>
+          <w:tab w:val="num" w:pos="5040"/>
+        </w:tabs>
+        <w:ind w:left="5040" w:hanging="360"/>
+      </w:pPr>
+      <w:rPr>
+        <w:rFonts w:ascii="Wingdings" w:hAnsi="Wingdings" w:hint="default"/>
+        <w:sz w:val="20"/>
+      </w:rPr>
+    </w:lvl>
+    <w:lvl w:ilvl="7" w:tentative="1">
+      <w:start w:val="1"/>
+      <w:numFmt w:val="bullet"/>
+      <w:lvlText w:val=""/>
+      <w:lvlJc w:val="left"/>
+      <w:pPr>
+        <w:tabs>
+          <w:tab w:val="num" w:pos="5760"/>
+        </w:tabs>
+        <w:ind w:left="5760" w:hanging="360"/>
+      </w:pPr>
+      <w:rPr>
+        <w:rFonts w:ascii="Wingdings" w:hAnsi="Wingdings" w:hint="default"/>
+        <w:sz w:val="20"/>
+      </w:rPr>
+    </w:lvl>
+    <w:lvl w:ilvl="8" w:tentative="1">
+      <w:start w:val="1"/>
+      <w:numFmt w:val="bullet"/>
+      <w:lvlText w:val=""/>
+      <w:lvlJc w:val="left"/>
+      <w:pPr>
+        <w:tabs>
+          <w:tab w:val="num" w:pos="6480"/>
+        </w:tabs>
+        <w:ind w:left="6480" w:hanging="360"/>
+      </w:pPr>
+      <w:rPr>
+        <w:rFonts w:ascii="Wingdings" w:hAnsi="Wingdings" w:hint="default"/>
+        <w:sz w:val="20"/>
+      </w:rPr>
+    </w:lvl>
+  </w:abstractNum>
+  <w:abstractNum w:abstractNumId="2" w15:restartNumberingAfterBreak="0">
     <w:nsid w:val="16044B2A"/>
     <w:multiLevelType w:val="multilevel"/>
     <w:tmpl w:val="A822BA3C"/>
@@ -728,7 +2498,7 @@
       </w:pPr>
     </w:lvl>
   </w:abstractNum>
-  <w:abstractNum w:abstractNumId="2" w15:restartNumberingAfterBreak="0">
+  <w:abstractNum w:abstractNumId="3" w15:restartNumberingAfterBreak="0">
     <w:nsid w:val="1B374133"/>
     <w:multiLevelType w:val="multilevel"/>
     <w:tmpl w:val="E7880138"/>
@@ -877,7 +2647,7 @@
       </w:rPr>
     </w:lvl>
   </w:abstractNum>
-  <w:abstractNum w:abstractNumId="3" w15:restartNumberingAfterBreak="0">
+  <w:abstractNum w:abstractNumId="4" w15:restartNumberingAfterBreak="0">
     <w:nsid w:val="1EF378FE"/>
     <w:multiLevelType w:val="multilevel"/>
     <w:tmpl w:val="1206EED6"/>
@@ -1026,7 +2796,156 @@
       </w:rPr>
     </w:lvl>
   </w:abstractNum>
-  <w:abstractNum w:abstractNumId="4" w15:restartNumberingAfterBreak="0">
+  <w:abstractNum w:abstractNumId="5" w15:restartNumberingAfterBreak="0">
+    <w:nsid w:val="22943181"/>
+    <w:multiLevelType w:val="multilevel"/>
+    <w:tmpl w:val="C2523C3A"/>
+    <w:lvl w:ilvl="0">
+      <w:start w:val="1"/>
+      <w:numFmt w:val="bullet"/>
+      <w:lvlText w:val=""/>
+      <w:lvlJc w:val="left"/>
+      <w:pPr>
+        <w:tabs>
+          <w:tab w:val="num" w:pos="720"/>
+        </w:tabs>
+        <w:ind w:left="720" w:hanging="360"/>
+      </w:pPr>
+      <w:rPr>
+        <w:rFonts w:ascii="Symbol" w:hAnsi="Symbol" w:hint="default"/>
+        <w:sz w:val="20"/>
+      </w:rPr>
+    </w:lvl>
+    <w:lvl w:ilvl="1" w:tentative="1">
+      <w:start w:val="1"/>
+      <w:numFmt w:val="bullet"/>
+      <w:lvlText w:val="o"/>
+      <w:lvlJc w:val="left"/>
+      <w:pPr>
+        <w:tabs>
+          <w:tab w:val="num" w:pos="1440"/>
+        </w:tabs>
+        <w:ind w:left="1440" w:hanging="360"/>
+      </w:pPr>
+      <w:rPr>
+        <w:rFonts w:ascii="Courier New" w:hAnsi="Courier New" w:hint="default"/>
+        <w:sz w:val="20"/>
+      </w:rPr>
+    </w:lvl>
+    <w:lvl w:ilvl="2" w:tentative="1">
+      <w:start w:val="1"/>
+      <w:numFmt w:val="bullet"/>
+      <w:lvlText w:val=""/>
+      <w:lvlJc w:val="left"/>
+      <w:pPr>
+        <w:tabs>
+          <w:tab w:val="num" w:pos="2160"/>
+        </w:tabs>
+        <w:ind w:left="2160" w:hanging="360"/>
+      </w:pPr>
+      <w:rPr>
+        <w:rFonts w:ascii="Wingdings" w:hAnsi="Wingdings" w:hint="default"/>
+        <w:sz w:val="20"/>
+      </w:rPr>
+    </w:lvl>
+    <w:lvl w:ilvl="3" w:tentative="1">
+      <w:start w:val="1"/>
+      <w:numFmt w:val="bullet"/>
+      <w:lvlText w:val=""/>
+      <w:lvlJc w:val="left"/>
+      <w:pPr>
+        <w:tabs>
+          <w:tab w:val="num" w:pos="2880"/>
+        </w:tabs>
+        <w:ind w:left="2880" w:hanging="360"/>
+      </w:pPr>
+      <w:rPr>
+        <w:rFonts w:ascii="Wingdings" w:hAnsi="Wingdings" w:hint="default"/>
+        <w:sz w:val="20"/>
+      </w:rPr>
+    </w:lvl>
+    <w:lvl w:ilvl="4" w:tentative="1">
+      <w:start w:val="1"/>
+      <w:numFmt w:val="bullet"/>
+      <w:lvlText w:val=""/>
+      <w:lvlJc w:val="left"/>
+      <w:pPr>
+        <w:tabs>
+          <w:tab w:val="num" w:pos="3600"/>
+        </w:tabs>
+        <w:ind w:left="3600" w:hanging="360"/>
+      </w:pPr>
+      <w:rPr>
+        <w:rFonts w:ascii="Wingdings" w:hAnsi="Wingdings" w:hint="default"/>
+        <w:sz w:val="20"/>
+      </w:rPr>
+    </w:lvl>
+    <w:lvl w:ilvl="5" w:tentative="1">
+      <w:start w:val="1"/>
+      <w:numFmt w:val="bullet"/>
+      <w:lvlText w:val=""/>
+      <w:lvlJc w:val="left"/>
+      <w:pPr>
+        <w:tabs>
+          <w:tab w:val="num" w:pos="4320"/>
+        </w:tabs>
+        <w:ind w:left="4320" w:hanging="360"/>
+      </w:pPr>
+      <w:rPr>
+        <w:rFonts w:ascii="Wingdings" w:hAnsi="Wingdings" w:hint="default"/>
+        <w:sz w:val="20"/>
+      </w:rPr>
+    </w:lvl>
+    <w:lvl w:ilvl="6" w:tentative="1">
+      <w:start w:val="1"/>
+      <w:numFmt w:val="bullet"/>
+      <w:lvlText w:val=""/>
+      <w:lvlJc w:val="left"/>
+      <w:pPr>
+        <w:tabs>
+          <w:tab w:val="num" w:pos="5040"/>
+        </w:tabs>
+        <w:ind w:left="5040" w:hanging="360"/>
+      </w:pPr>
+      <w:rPr>
+        <w:rFonts w:ascii="Wingdings" w:hAnsi="Wingdings" w:hint="default"/>
+        <w:sz w:val="20"/>
+      </w:rPr>
+    </w:lvl>
+    <w:lvl w:ilvl="7" w:tentative="1">
+      <w:start w:val="1"/>
+      <w:numFmt w:val="bullet"/>
+      <w:lvlText w:val=""/>
+      <w:lvlJc w:val="left"/>
+      <w:pPr>
+        <w:tabs>
+          <w:tab w:val="num" w:pos="5760"/>
+        </w:tabs>
+        <w:ind w:left="5760" w:hanging="360"/>
+      </w:pPr>
+      <w:rPr>
+        <w:rFonts w:ascii="Wingdings" w:hAnsi="Wingdings" w:hint="default"/>
+        <w:sz w:val="20"/>
+      </w:rPr>
+    </w:lvl>
+    <w:lvl w:ilvl="8" w:tentative="1">
+      <w:start w:val="1"/>
+      <w:numFmt w:val="bullet"/>
+      <w:lvlText w:val=""/>
+      <w:lvlJc w:val="left"/>
+      <w:pPr>
+        <w:tabs>
+          <w:tab w:val="num" w:pos="6480"/>
+        </w:tabs>
+        <w:ind w:left="6480" w:hanging="360"/>
+      </w:pPr>
+      <w:rPr>
+        <w:rFonts w:ascii="Wingdings" w:hAnsi="Wingdings" w:hint="default"/>
+        <w:sz w:val="20"/>
+      </w:rPr>
+    </w:lvl>
+  </w:abstractNum>
+  <w:abstractNum w:abstractNumId="6" w15:restartNumberingAfterBreak="0">
     <w:nsid w:val="27260DF0"/>
     <w:multiLevelType w:val="multilevel"/>
     <w:tmpl w:val="BC3CF9A2"/>
@@ -1175,7 +3094,156 @@
       </w:rPr>
     </w:lvl>
   </w:abstractNum>
-  <w:abstractNum w:abstractNumId="5" w15:restartNumberingAfterBreak="0">
+  <w:abstractNum w:abstractNumId="7" w15:restartNumberingAfterBreak="0">
+    <w:nsid w:val="2B2E4D64"/>
+    <w:multiLevelType w:val="multilevel"/>
+    <w:tmpl w:val="8F72A19C"/>
+    <w:lvl w:ilvl="0">
+      <w:start w:val="1"/>
+      <w:numFmt w:val="bullet"/>
+      <w:lvlText w:val=""/>
+      <w:lvlJc w:val="left"/>
+      <w:pPr>
+        <w:tabs>
+          <w:tab w:val="num" w:pos="720"/>
+        </w:tabs>
+        <w:ind w:left="720" w:hanging="360"/>
+      </w:pPr>
+      <w:rPr>
+        <w:rFonts w:ascii="Symbol" w:hAnsi="Symbol" w:hint="default"/>
+        <w:sz w:val="20"/>
+      </w:rPr>
+    </w:lvl>
+    <w:lvl w:ilvl="1" w:tentative="1">
+      <w:start w:val="1"/>
+      <w:numFmt w:val="bullet"/>
+      <w:lvlText w:val="o"/>
+      <w:lvlJc w:val="left"/>
+      <w:pPr>
+        <w:tabs>
+          <w:tab w:val="num" w:pos="1440"/>
+        </w:tabs>
+        <w:ind w:left="1440" w:hanging="360"/>
+      </w:pPr>
+      <w:rPr>
+        <w:rFonts w:ascii="Courier New" w:hAnsi="Courier New" w:hint="default"/>
+        <w:sz w:val="20"/>
+      </w:rPr>
+    </w:lvl>
+    <w:lvl w:ilvl="2" w:tentative="1">
+      <w:start w:val="1"/>
+      <w:numFmt w:val="bullet"/>
+      <w:lvlText w:val=""/>
+      <w:lvlJc w:val="left"/>
+      <w:pPr>
+        <w:tabs>
+          <w:tab w:val="num" w:pos="2160"/>
+        </w:tabs>
+        <w:ind w:left="2160" w:hanging="360"/>
+      </w:pPr>
+      <w:rPr>
+        <w:rFonts w:ascii="Wingdings" w:hAnsi="Wingdings" w:hint="default"/>
+        <w:sz w:val="20"/>
+      </w:rPr>
+    </w:lvl>
+    <w:lvl w:ilvl="3" w:tentative="1">
+      <w:start w:val="1"/>
+      <w:numFmt w:val="bullet"/>
+      <w:lvlText w:val=""/>
+      <w:lvlJc w:val="left"/>
+      <w:pPr>
+        <w:tabs>
+          <w:tab w:val="num" w:pos="2880"/>
+        </w:tabs>
+        <w:ind w:left="2880" w:hanging="360"/>
+      </w:pPr>
+      <w:rPr>
+        <w:rFonts w:ascii="Wingdings" w:hAnsi="Wingdings" w:hint="default"/>
+        <w:sz w:val="20"/>
+      </w:rPr>
+    </w:lvl>
+    <w:lvl w:ilvl="4" w:tentative="1">
+      <w:start w:val="1"/>
+      <w:numFmt w:val="bullet"/>
+      <w:lvlText w:val=""/>
+      <w:lvlJc w:val="left"/>
+      <w:pPr>
+        <w:tabs>
+          <w:tab w:val="num" w:pos="3600"/>
+        </w:tabs>
+        <w:ind w:left="3600" w:hanging="360"/>
+      </w:pPr>
+      <w:rPr>
+        <w:rFonts w:ascii="Wingdings" w:hAnsi="Wingdings" w:hint="default"/>
+        <w:sz w:val="20"/>
+      </w:rPr>
+    </w:lvl>
+    <w:lvl w:ilvl="5" w:tentative="1">
+      <w:start w:val="1"/>
+      <w:numFmt w:val="bullet"/>
+      <w:lvlText w:val=""/>
+      <w:lvlJc w:val="left"/>
+      <w:pPr>
+        <w:tabs>
+          <w:tab w:val="num" w:pos="4320"/>
+        </w:tabs>
+        <w:ind w:left="4320" w:hanging="360"/>
+      </w:pPr>
+      <w:rPr>
+        <w:rFonts w:ascii="Wingdings" w:hAnsi="Wingdings" w:hint="default"/>
+        <w:sz w:val="20"/>
+      </w:rPr>
+    </w:lvl>
+    <w:lvl w:ilvl="6" w:tentative="1">
+      <w:start w:val="1"/>
+      <w:numFmt w:val="bullet"/>
+      <w:lvlText w:val=""/>
+      <w:lvlJc w:val="left"/>
+      <w:pPr>
+        <w:tabs>
+          <w:tab w:val="num" w:pos="5040"/>
+        </w:tabs>
+        <w:ind w:left="5040" w:hanging="360"/>
+      </w:pPr>
+      <w:rPr>
+        <w:rFonts w:ascii="Wingdings" w:hAnsi="Wingdings" w:hint="default"/>
+        <w:sz w:val="20"/>
+      </w:rPr>
+    </w:lvl>
+    <w:lvl w:ilvl="7" w:tentative="1">
+      <w:start w:val="1"/>
+      <w:numFmt w:val="bullet"/>
+      <w:lvlText w:val=""/>
+      <w:lvlJc w:val="left"/>
+      <w:pPr>
+        <w:tabs>
+          <w:tab w:val="num" w:pos="5760"/>
+        </w:tabs>
+        <w:ind w:left="5760" w:hanging="360"/>
+      </w:pPr>
+      <w:rPr>
+        <w:rFonts w:ascii="Wingdings" w:hAnsi="Wingdings" w:hint="default"/>
+        <w:sz w:val="20"/>
+      </w:rPr>
+    </w:lvl>
+    <w:lvl w:ilvl="8" w:tentative="1">
+      <w:start w:val="1"/>
+      <w:numFmt w:val="bullet"/>
+      <w:lvlText w:val=""/>
+      <w:lvlJc w:val="left"/>
+      <w:pPr>
+        <w:tabs>
+          <w:tab w:val="num" w:pos="6480"/>
+        </w:tabs>
+        <w:ind w:left="6480" w:hanging="360"/>
+      </w:pPr>
+      <w:rPr>
+        <w:rFonts w:ascii="Wingdings" w:hAnsi="Wingdings" w:hint="default"/>
+        <w:sz w:val="20"/>
+      </w:rPr>
+    </w:lvl>
+  </w:abstractNum>
+  <w:abstractNum w:abstractNumId="8" w15:restartNumberingAfterBreak="0">
     <w:nsid w:val="2B535D14"/>
     <w:multiLevelType w:val="multilevel"/>
     <w:tmpl w:val="16E2477C"/>
@@ -1324,7 +3392,305 @@
       </w:rPr>
     </w:lvl>
   </w:abstractNum>
-  <w:abstractNum w:abstractNumId="6" w15:restartNumberingAfterBreak="0">
+  <w:abstractNum w:abstractNumId="9" w15:restartNumberingAfterBreak="0">
+    <w:nsid w:val="2BC42C18"/>
+    <w:multiLevelType w:val="multilevel"/>
+    <w:tmpl w:val="A4DC14BA"/>
+    <w:lvl w:ilvl="0">
+      <w:start w:val="1"/>
+      <w:numFmt w:val="bullet"/>
+      <w:lvlText w:val=""/>
+      <w:lvlJc w:val="left"/>
+      <w:pPr>
+        <w:tabs>
+          <w:tab w:val="num" w:pos="720"/>
+        </w:tabs>
+        <w:ind w:left="720" w:hanging="360"/>
+      </w:pPr>
+      <w:rPr>
+        <w:rFonts w:ascii="Symbol" w:hAnsi="Symbol" w:hint="default"/>
+        <w:sz w:val="20"/>
+      </w:rPr>
+    </w:lvl>
+    <w:lvl w:ilvl="1" w:tentative="1">
+      <w:start w:val="1"/>
+      <w:numFmt w:val="bullet"/>
+      <w:lvlText w:val="o"/>
+      <w:lvlJc w:val="left"/>
+      <w:pPr>
+        <w:tabs>
+          <w:tab w:val="num" w:pos="1440"/>
+        </w:tabs>
+        <w:ind w:left="1440" w:hanging="360"/>
+      </w:pPr>
+      <w:rPr>
+        <w:rFonts w:ascii="Courier New" w:hAnsi="Courier New" w:hint="default"/>
+        <w:sz w:val="20"/>
+      </w:rPr>
+    </w:lvl>
+    <w:lvl w:ilvl="2" w:tentative="1">
+      <w:start w:val="1"/>
+      <w:numFmt w:val="bullet"/>
+      <w:lvlText w:val=""/>
+      <w:lvlJc w:val="left"/>
+      <w:pPr>
+        <w:tabs>
+          <w:tab w:val="num" w:pos="2160"/>
+        </w:tabs>
+        <w:ind w:left="2160" w:hanging="360"/>
+      </w:pPr>
+      <w:rPr>
+        <w:rFonts w:ascii="Wingdings" w:hAnsi="Wingdings" w:hint="default"/>
+        <w:sz w:val="20"/>
+      </w:rPr>
+    </w:lvl>
+    <w:lvl w:ilvl="3" w:tentative="1">
+      <w:start w:val="1"/>
+      <w:numFmt w:val="bullet"/>
+      <w:lvlText w:val=""/>
+      <w:lvlJc w:val="left"/>
+      <w:pPr>
+        <w:tabs>
+          <w:tab w:val="num" w:pos="2880"/>
+        </w:tabs>
+        <w:ind w:left="2880" w:hanging="360"/>
+      </w:pPr>
+      <w:rPr>
+        <w:rFonts w:ascii="Wingdings" w:hAnsi="Wingdings" w:hint="default"/>
+        <w:sz w:val="20"/>
+      </w:rPr>
+    </w:lvl>
+    <w:lvl w:ilvl="4" w:tentative="1">
+      <w:start w:val="1"/>
+      <w:numFmt w:val="bullet"/>
+      <w:lvlText w:val=""/>
+      <w:lvlJc w:val="left"/>
+      <w:pPr>
+        <w:tabs>
+          <w:tab w:val="num" w:pos="3600"/>
+        </w:tabs>
+        <w:ind w:left="3600" w:hanging="360"/>
+      </w:pPr>
+      <w:rPr>
+        <w:rFonts w:ascii="Wingdings" w:hAnsi="Wingdings" w:hint="default"/>
+        <w:sz w:val="20"/>
+      </w:rPr>
+    </w:lvl>
+    <w:lvl w:ilvl="5" w:tentative="1">
+      <w:start w:val="1"/>
+      <w:numFmt w:val="bullet"/>
+      <w:lvlText w:val=""/>
+      <w:lvlJc w:val="left"/>
+      <w:pPr>
+        <w:tabs>
+          <w:tab w:val="num" w:pos="4320"/>
+        </w:tabs>
+        <w:ind w:left="4320" w:hanging="360"/>
+      </w:pPr>
+      <w:rPr>
+        <w:rFonts w:ascii="Wingdings" w:hAnsi="Wingdings" w:hint="default"/>
+        <w:sz w:val="20"/>
+      </w:rPr>
+    </w:lvl>
+    <w:lvl w:ilvl="6" w:tentative="1">
+      <w:start w:val="1"/>
+      <w:numFmt w:val="bullet"/>
+      <w:lvlText w:val=""/>
+      <w:lvlJc w:val="left"/>
+      <w:pPr>
+        <w:tabs>
+          <w:tab w:val="num" w:pos="5040"/>
+        </w:tabs>
+        <w:ind w:left="5040" w:hanging="360"/>
+      </w:pPr>
+      <w:rPr>
+        <w:rFonts w:ascii="Wingdings" w:hAnsi="Wingdings" w:hint="default"/>
+        <w:sz w:val="20"/>
+      </w:rPr>
+    </w:lvl>
+    <w:lvl w:ilvl="7" w:tentative="1">
+      <w:start w:val="1"/>
+      <w:numFmt w:val="bullet"/>
+      <w:lvlText w:val=""/>
+      <w:lvlJc w:val="left"/>
+      <w:pPr>
+        <w:tabs>
+          <w:tab w:val="num" w:pos="5760"/>
+        </w:tabs>
+        <w:ind w:left="5760" w:hanging="360"/>
+      </w:pPr>
+      <w:rPr>
+        <w:rFonts w:ascii="Wingdings" w:hAnsi="Wingdings" w:hint="default"/>
+        <w:sz w:val="20"/>
+      </w:rPr>
+    </w:lvl>
+    <w:lvl w:ilvl="8" w:tentative="1">
+      <w:start w:val="1"/>
+      <w:numFmt w:val="bullet"/>
+      <w:lvlText w:val=""/>
+      <w:lvlJc w:val="left"/>
+      <w:pPr>
+        <w:tabs>
+          <w:tab w:val="num" w:pos="6480"/>
+        </w:tabs>
+        <w:ind w:left="6480" w:hanging="360"/>
+      </w:pPr>
+      <w:rPr>
+        <w:rFonts w:ascii="Wingdings" w:hAnsi="Wingdings" w:hint="default"/>
+        <w:sz w:val="20"/>
+      </w:rPr>
+    </w:lvl>
+  </w:abstractNum>
+  <w:abstractNum w:abstractNumId="10" w15:restartNumberingAfterBreak="0">
+    <w:nsid w:val="2F1D23B5"/>
+    <w:multiLevelType w:val="multilevel"/>
+    <w:tmpl w:val="F9E69AD0"/>
+    <w:lvl w:ilvl="0">
+      <w:start w:val="1"/>
+      <w:numFmt w:val="bullet"/>
+      <w:lvlText w:val=""/>
+      <w:lvlJc w:val="left"/>
+      <w:pPr>
+        <w:tabs>
+          <w:tab w:val="num" w:pos="720"/>
+        </w:tabs>
+        <w:ind w:left="720" w:hanging="360"/>
+      </w:pPr>
+      <w:rPr>
+        <w:rFonts w:ascii="Symbol" w:hAnsi="Symbol" w:hint="default"/>
+        <w:sz w:val="20"/>
+      </w:rPr>
+    </w:lvl>
+    <w:lvl w:ilvl="1" w:tentative="1">
+      <w:start w:val="1"/>
+      <w:numFmt w:val="bullet"/>
+      <w:lvlText w:val="o"/>
+      <w:lvlJc w:val="left"/>
+      <w:pPr>
+        <w:tabs>
+          <w:tab w:val="num" w:pos="1440"/>
+        </w:tabs>
+        <w:ind w:left="1440" w:hanging="360"/>
+      </w:pPr>
+      <w:rPr>
+        <w:rFonts w:ascii="Courier New" w:hAnsi="Courier New" w:hint="default"/>
+        <w:sz w:val="20"/>
+      </w:rPr>
+    </w:lvl>
+    <w:lvl w:ilvl="2" w:tentative="1">
+      <w:start w:val="1"/>
+      <w:numFmt w:val="bullet"/>
+      <w:lvlText w:val=""/>
+      <w:lvlJc w:val="left"/>
+      <w:pPr>
+        <w:tabs>
+          <w:tab w:val="num" w:pos="2160"/>
+        </w:tabs>
+        <w:ind w:left="2160" w:hanging="360"/>
+      </w:pPr>
+      <w:rPr>
+        <w:rFonts w:ascii="Wingdings" w:hAnsi="Wingdings" w:hint="default"/>
+        <w:sz w:val="20"/>
+      </w:rPr>
+    </w:lvl>
+    <w:lvl w:ilvl="3" w:tentative="1">
+      <w:start w:val="1"/>
+      <w:numFmt w:val="bullet"/>
+      <w:lvlText w:val=""/>
+      <w:lvlJc w:val="left"/>
+      <w:pPr>
+        <w:tabs>
+          <w:tab w:val="num" w:pos="2880"/>
+        </w:tabs>
+        <w:ind w:left="2880" w:hanging="360"/>
+      </w:pPr>
+      <w:rPr>
+        <w:rFonts w:ascii="Wingdings" w:hAnsi="Wingdings" w:hint="default"/>
+        <w:sz w:val="20"/>
+      </w:rPr>
+    </w:lvl>
+    <w:lvl w:ilvl="4" w:tentative="1">
+      <w:start w:val="1"/>
+      <w:numFmt w:val="bullet"/>
+      <w:lvlText w:val=""/>
+      <w:lvlJc w:val="left"/>
+      <w:pPr>
+        <w:tabs>
+          <w:tab w:val="num" w:pos="3600"/>
+        </w:tabs>
+        <w:ind w:left="3600" w:hanging="360"/>
+      </w:pPr>
+      <w:rPr>
+        <w:rFonts w:ascii="Wingdings" w:hAnsi="Wingdings" w:hint="default"/>
+        <w:sz w:val="20"/>
+      </w:rPr>
+    </w:lvl>
+    <w:lvl w:ilvl="5" w:tentative="1">
+      <w:start w:val="1"/>
+      <w:numFmt w:val="bullet"/>
+      <w:lvlText w:val=""/>
+      <w:lvlJc w:val="left"/>
+      <w:pPr>
+        <w:tabs>
+          <w:tab w:val="num" w:pos="4320"/>
+        </w:tabs>
+        <w:ind w:left="4320" w:hanging="360"/>
+      </w:pPr>
+      <w:rPr>
+        <w:rFonts w:ascii="Wingdings" w:hAnsi="Wingdings" w:hint="default"/>
+        <w:sz w:val="20"/>
+      </w:rPr>
+    </w:lvl>
+    <w:lvl w:ilvl="6" w:tentative="1">
+      <w:start w:val="1"/>
+      <w:numFmt w:val="bullet"/>
+      <w:lvlText w:val=""/>
+      <w:lvlJc w:val="left"/>
+      <w:pPr>
+        <w:tabs>
+          <w:tab w:val="num" w:pos="5040"/>
+        </w:tabs>
+        <w:ind w:left="5040" w:hanging="360"/>
+      </w:pPr>
+      <w:rPr>
+        <w:rFonts w:ascii="Wingdings" w:hAnsi="Wingdings" w:hint="default"/>
+        <w:sz w:val="20"/>
+      </w:rPr>
+    </w:lvl>
+    <w:lvl w:ilvl="7" w:tentative="1">
+      <w:start w:val="1"/>
+      <w:numFmt w:val="bullet"/>
+      <w:lvlText w:val=""/>
+      <w:lvlJc w:val="left"/>
+      <w:pPr>
+        <w:tabs>
+          <w:tab w:val="num" w:pos="5760"/>
+        </w:tabs>
+        <w:ind w:left="5760" w:hanging="360"/>
+      </w:pPr>
+      <w:rPr>
+        <w:rFonts w:ascii="Wingdings" w:hAnsi="Wingdings" w:hint="default"/>
+        <w:sz w:val="20"/>
+      </w:rPr>
+    </w:lvl>
+    <w:lvl w:ilvl="8" w:tentative="1">
+      <w:start w:val="1"/>
+      <w:numFmt w:val="bullet"/>
+      <w:lvlText w:val=""/>
+      <w:lvlJc w:val="left"/>
+      <w:pPr>
+        <w:tabs>
+          <w:tab w:val="num" w:pos="6480"/>
+        </w:tabs>
+        <w:ind w:left="6480" w:hanging="360"/>
+      </w:pPr>
+      <w:rPr>
+        <w:rFonts w:ascii="Wingdings" w:hAnsi="Wingdings" w:hint="default"/>
+        <w:sz w:val="20"/>
+      </w:rPr>
+    </w:lvl>
+  </w:abstractNum>
+  <w:abstractNum w:abstractNumId="11" w15:restartNumberingAfterBreak="0">
     <w:nsid w:val="30197B71"/>
     <w:multiLevelType w:val="multilevel"/>
     <w:tmpl w:val="D00846BC"/>
@@ -1473,7 +3839,680 @@
       </w:rPr>
     </w:lvl>
   </w:abstractNum>
-  <w:abstractNum w:abstractNumId="7" w15:restartNumberingAfterBreak="0">
+  <w:abstractNum w:abstractNumId="12" w15:restartNumberingAfterBreak="0">
+    <w:nsid w:val="302B20D0"/>
+    <w:multiLevelType w:val="multilevel"/>
+    <w:tmpl w:val="F8C414D8"/>
+    <w:lvl w:ilvl="0">
+      <w:start w:val="1"/>
+      <w:numFmt w:val="decimal"/>
+      <w:lvlText w:val="%1."/>
+      <w:lvlJc w:val="left"/>
+      <w:pPr>
+        <w:tabs>
+          <w:tab w:val="num" w:pos="720"/>
+        </w:tabs>
+        <w:ind w:left="720" w:hanging="360"/>
+      </w:pPr>
+    </w:lvl>
+    <w:lvl w:ilvl="1" w:tentative="1">
+      <w:start w:val="1"/>
+      <w:numFmt w:val="decimal"/>
+      <w:lvlText w:val="%2."/>
+      <w:lvlJc w:val="left"/>
+      <w:pPr>
+        <w:tabs>
+          <w:tab w:val="num" w:pos="1440"/>
+        </w:tabs>
+        <w:ind w:left="1440" w:hanging="360"/>
+      </w:pPr>
+    </w:lvl>
+    <w:lvl w:ilvl="2" w:tentative="1">
+      <w:start w:val="1"/>
+      <w:numFmt w:val="decimal"/>
+      <w:lvlText w:val="%3."/>
+      <w:lvlJc w:val="left"/>
+      <w:pPr>
+        <w:tabs>
+          <w:tab w:val="num" w:pos="2160"/>
+        </w:tabs>
+        <w:ind w:left="2160" w:hanging="360"/>
+      </w:pPr>
+    </w:lvl>
+    <w:lvl w:ilvl="3" w:tentative="1">
+      <w:start w:val="1"/>
+      <w:numFmt w:val="decimal"/>
+      <w:lvlText w:val="%4."/>
+      <w:lvlJc w:val="left"/>
+      <w:pPr>
+        <w:tabs>
+          <w:tab w:val="num" w:pos="2880"/>
+        </w:tabs>
+        <w:ind w:left="2880" w:hanging="360"/>
+      </w:pPr>
+    </w:lvl>
+    <w:lvl w:ilvl="4" w:tentative="1">
+      <w:start w:val="1"/>
+      <w:numFmt w:val="decimal"/>
+      <w:lvlText w:val="%5."/>
+      <w:lvlJc w:val="left"/>
+      <w:pPr>
+        <w:tabs>
+          <w:tab w:val="num" w:pos="3600"/>
+        </w:tabs>
+        <w:ind w:left="3600" w:hanging="360"/>
+      </w:pPr>
+    </w:lvl>
+    <w:lvl w:ilvl="5" w:tentative="1">
+      <w:start w:val="1"/>
+      <w:numFmt w:val="decimal"/>
+      <w:lvlText w:val="%6."/>
+      <w:lvlJc w:val="left"/>
+      <w:pPr>
+        <w:tabs>
+          <w:tab w:val="num" w:pos="4320"/>
+        </w:tabs>
+        <w:ind w:left="4320" w:hanging="360"/>
+      </w:pPr>
+    </w:lvl>
+    <w:lvl w:ilvl="6" w:tentative="1">
+      <w:start w:val="1"/>
+      <w:numFmt w:val="decimal"/>
+      <w:lvlText w:val="%7."/>
+      <w:lvlJc w:val="left"/>
+      <w:pPr>
+        <w:tabs>
+          <w:tab w:val="num" w:pos="5040"/>
+        </w:tabs>
+        <w:ind w:left="5040" w:hanging="360"/>
+      </w:pPr>
+    </w:lvl>
+    <w:lvl w:ilvl="7" w:tentative="1">
+      <w:start w:val="1"/>
+      <w:numFmt w:val="decimal"/>
+      <w:lvlText w:val="%8."/>
+      <w:lvlJc w:val="left"/>
+      <w:pPr>
+        <w:tabs>
+          <w:tab w:val="num" w:pos="5760"/>
+        </w:tabs>
+        <w:ind w:left="5760" w:hanging="360"/>
+      </w:pPr>
+    </w:lvl>
+    <w:lvl w:ilvl="8" w:tentative="1">
+      <w:start w:val="1"/>
+      <w:numFmt w:val="decimal"/>
+      <w:lvlText w:val="%9."/>
+      <w:lvlJc w:val="left"/>
+      <w:pPr>
+        <w:tabs>
+          <w:tab w:val="num" w:pos="6480"/>
+        </w:tabs>
+        <w:ind w:left="6480" w:hanging="360"/>
+      </w:pPr>
+    </w:lvl>
+  </w:abstractNum>
+  <w:abstractNum w:abstractNumId="13" w15:restartNumberingAfterBreak="0">
+    <w:nsid w:val="342B0EBA"/>
+    <w:multiLevelType w:val="multilevel"/>
+    <w:tmpl w:val="4AA8A4E2"/>
+    <w:lvl w:ilvl="0">
+      <w:start w:val="1"/>
+      <w:numFmt w:val="decimal"/>
+      <w:lvlText w:val="%1."/>
+      <w:lvlJc w:val="left"/>
+      <w:pPr>
+        <w:tabs>
+          <w:tab w:val="num" w:pos="720"/>
+        </w:tabs>
+        <w:ind w:left="720" w:hanging="360"/>
+      </w:pPr>
+    </w:lvl>
+    <w:lvl w:ilvl="1" w:tentative="1">
+      <w:start w:val="1"/>
+      <w:numFmt w:val="decimal"/>
+      <w:lvlText w:val="%2."/>
+      <w:lvlJc w:val="left"/>
+      <w:pPr>
+        <w:tabs>
+          <w:tab w:val="num" w:pos="1440"/>
+        </w:tabs>
+        <w:ind w:left="1440" w:hanging="360"/>
+      </w:pPr>
+    </w:lvl>
+    <w:lvl w:ilvl="2" w:tentative="1">
+      <w:start w:val="1"/>
+      <w:numFmt w:val="decimal"/>
+      <w:lvlText w:val="%3."/>
+      <w:lvlJc w:val="left"/>
+      <w:pPr>
+        <w:tabs>
+          <w:tab w:val="num" w:pos="2160"/>
+        </w:tabs>
+        <w:ind w:left="2160" w:hanging="360"/>
+      </w:pPr>
+    </w:lvl>
+    <w:lvl w:ilvl="3" w:tentative="1">
+      <w:start w:val="1"/>
+      <w:numFmt w:val="decimal"/>
+      <w:lvlText w:val="%4."/>
+      <w:lvlJc w:val="left"/>
+      <w:pPr>
+        <w:tabs>
+          <w:tab w:val="num" w:pos="2880"/>
+        </w:tabs>
+        <w:ind w:left="2880" w:hanging="360"/>
+      </w:pPr>
+    </w:lvl>
+    <w:lvl w:ilvl="4" w:tentative="1">
+      <w:start w:val="1"/>
+      <w:numFmt w:val="decimal"/>
+      <w:lvlText w:val="%5."/>
+      <w:lvlJc w:val="left"/>
+      <w:pPr>
+        <w:tabs>
+          <w:tab w:val="num" w:pos="3600"/>
+        </w:tabs>
+        <w:ind w:left="3600" w:hanging="360"/>
+      </w:pPr>
+    </w:lvl>
+    <w:lvl w:ilvl="5" w:tentative="1">
+      <w:start w:val="1"/>
+      <w:numFmt w:val="decimal"/>
+      <w:lvlText w:val="%6."/>
+      <w:lvlJc w:val="left"/>
+      <w:pPr>
+        <w:tabs>
+          <w:tab w:val="num" w:pos="4320"/>
+        </w:tabs>
+        <w:ind w:left="4320" w:hanging="360"/>
+      </w:pPr>
+    </w:lvl>
+    <w:lvl w:ilvl="6" w:tentative="1">
+      <w:start w:val="1"/>
+      <w:numFmt w:val="decimal"/>
+      <w:lvlText w:val="%7."/>
+      <w:lvlJc w:val="left"/>
+      <w:pPr>
+        <w:tabs>
+          <w:tab w:val="num" w:pos="5040"/>
+        </w:tabs>
+        <w:ind w:left="5040" w:hanging="360"/>
+      </w:pPr>
+    </w:lvl>
+    <w:lvl w:ilvl="7" w:tentative="1">
+      <w:start w:val="1"/>
+      <w:numFmt w:val="decimal"/>
+      <w:lvlText w:val="%8."/>
+      <w:lvlJc w:val="left"/>
+      <w:pPr>
+        <w:tabs>
+          <w:tab w:val="num" w:pos="5760"/>
+        </w:tabs>
+        <w:ind w:left="5760" w:hanging="360"/>
+      </w:pPr>
+    </w:lvl>
+    <w:lvl w:ilvl="8" w:tentative="1">
+      <w:start w:val="1"/>
+      <w:numFmt w:val="decimal"/>
+      <w:lvlText w:val="%9."/>
+      <w:lvlJc w:val="left"/>
+      <w:pPr>
+        <w:tabs>
+          <w:tab w:val="num" w:pos="6480"/>
+        </w:tabs>
+        <w:ind w:left="6480" w:hanging="360"/>
+      </w:pPr>
+    </w:lvl>
+  </w:abstractNum>
+  <w:abstractNum w:abstractNumId="14" w15:restartNumberingAfterBreak="0">
+    <w:nsid w:val="36CD15BC"/>
+    <w:multiLevelType w:val="multilevel"/>
+    <w:tmpl w:val="179E84C0"/>
+    <w:lvl w:ilvl="0">
+      <w:start w:val="1"/>
+      <w:numFmt w:val="bullet"/>
+      <w:lvlText w:val=""/>
+      <w:lvlJc w:val="left"/>
+      <w:pPr>
+        <w:tabs>
+          <w:tab w:val="num" w:pos="720"/>
+        </w:tabs>
+        <w:ind w:left="720" w:hanging="360"/>
+      </w:pPr>
+      <w:rPr>
+        <w:rFonts w:ascii="Symbol" w:hAnsi="Symbol" w:hint="default"/>
+        <w:sz w:val="20"/>
+      </w:rPr>
+    </w:lvl>
+    <w:lvl w:ilvl="1" w:tentative="1">
+      <w:start w:val="1"/>
+      <w:numFmt w:val="bullet"/>
+      <w:lvlText w:val="o"/>
+      <w:lvlJc w:val="left"/>
+      <w:pPr>
+        <w:tabs>
+          <w:tab w:val="num" w:pos="1440"/>
+        </w:tabs>
+        <w:ind w:left="1440" w:hanging="360"/>
+      </w:pPr>
+      <w:rPr>
+        <w:rFonts w:ascii="Courier New" w:hAnsi="Courier New" w:hint="default"/>
+        <w:sz w:val="20"/>
+      </w:rPr>
+    </w:lvl>
+    <w:lvl w:ilvl="2" w:tentative="1">
+      <w:start w:val="1"/>
+      <w:numFmt w:val="bullet"/>
+      <w:lvlText w:val=""/>
+      <w:lvlJc w:val="left"/>
+      <w:pPr>
+        <w:tabs>
+          <w:tab w:val="num" w:pos="2160"/>
+        </w:tabs>
+        <w:ind w:left="2160" w:hanging="360"/>
+      </w:pPr>
+      <w:rPr>
+        <w:rFonts w:ascii="Wingdings" w:hAnsi="Wingdings" w:hint="default"/>
+        <w:sz w:val="20"/>
+      </w:rPr>
+    </w:lvl>
+    <w:lvl w:ilvl="3" w:tentative="1">
+      <w:start w:val="1"/>
+      <w:numFmt w:val="bullet"/>
+      <w:lvlText w:val=""/>
+      <w:lvlJc w:val="left"/>
+      <w:pPr>
+        <w:tabs>
+          <w:tab w:val="num" w:pos="2880"/>
+        </w:tabs>
+        <w:ind w:left="2880" w:hanging="360"/>
+      </w:pPr>
+      <w:rPr>
+        <w:rFonts w:ascii="Wingdings" w:hAnsi="Wingdings" w:hint="default"/>
+        <w:sz w:val="20"/>
+      </w:rPr>
+    </w:lvl>
+    <w:lvl w:ilvl="4" w:tentative="1">
+      <w:start w:val="1"/>
+      <w:numFmt w:val="bullet"/>
+      <w:lvlText w:val=""/>
+      <w:lvlJc w:val="left"/>
+      <w:pPr>
+        <w:tabs>
+          <w:tab w:val="num" w:pos="3600"/>
+        </w:tabs>
+        <w:ind w:left="3600" w:hanging="360"/>
+      </w:pPr>
+      <w:rPr>
+        <w:rFonts w:ascii="Wingdings" w:hAnsi="Wingdings" w:hint="default"/>
+        <w:sz w:val="20"/>
+      </w:rPr>
+    </w:lvl>
+    <w:lvl w:ilvl="5" w:tentative="1">
+      <w:start w:val="1"/>
+      <w:numFmt w:val="bullet"/>
+      <w:lvlText w:val=""/>
+      <w:lvlJc w:val="left"/>
+      <w:pPr>
+        <w:tabs>
+          <w:tab w:val="num" w:pos="4320"/>
+        </w:tabs>
+        <w:ind w:left="4320" w:hanging="360"/>
+      </w:pPr>
+      <w:rPr>
+        <w:rFonts w:ascii="Wingdings" w:hAnsi="Wingdings" w:hint="default"/>
+        <w:sz w:val="20"/>
+      </w:rPr>
+    </w:lvl>
+    <w:lvl w:ilvl="6" w:tentative="1">
+      <w:start w:val="1"/>
+      <w:numFmt w:val="bullet"/>
+      <w:lvlText w:val=""/>
+      <w:lvlJc w:val="left"/>
+      <w:pPr>
+        <w:tabs>
+          <w:tab w:val="num" w:pos="5040"/>
+        </w:tabs>
+        <w:ind w:left="5040" w:hanging="360"/>
+      </w:pPr>
+      <w:rPr>
+        <w:rFonts w:ascii="Wingdings" w:hAnsi="Wingdings" w:hint="default"/>
+        <w:sz w:val="20"/>
+      </w:rPr>
+    </w:lvl>
+    <w:lvl w:ilvl="7" w:tentative="1">
+      <w:start w:val="1"/>
+      <w:numFmt w:val="bullet"/>
+      <w:lvlText w:val=""/>
+      <w:lvlJc w:val="left"/>
+      <w:pPr>
+        <w:tabs>
+          <w:tab w:val="num" w:pos="5760"/>
+        </w:tabs>
+        <w:ind w:left="5760" w:hanging="360"/>
+      </w:pPr>
+      <w:rPr>
+        <w:rFonts w:ascii="Wingdings" w:hAnsi="Wingdings" w:hint="default"/>
+        <w:sz w:val="20"/>
+      </w:rPr>
+    </w:lvl>
+    <w:lvl w:ilvl="8" w:tentative="1">
+      <w:start w:val="1"/>
+      <w:numFmt w:val="bullet"/>
+      <w:lvlText w:val=""/>
+      <w:lvlJc w:val="left"/>
+      <w:pPr>
+        <w:tabs>
+          <w:tab w:val="num" w:pos="6480"/>
+        </w:tabs>
+        <w:ind w:left="6480" w:hanging="360"/>
+      </w:pPr>
+      <w:rPr>
+        <w:rFonts w:ascii="Wingdings" w:hAnsi="Wingdings" w:hint="default"/>
+        <w:sz w:val="20"/>
+      </w:rPr>
+    </w:lvl>
+  </w:abstractNum>
+  <w:abstractNum w:abstractNumId="15" w15:restartNumberingAfterBreak="0">
+    <w:nsid w:val="3B75454A"/>
+    <w:multiLevelType w:val="multilevel"/>
+    <w:tmpl w:val="DC30CBE2"/>
+    <w:lvl w:ilvl="0">
+      <w:start w:val="1"/>
+      <w:numFmt w:val="bullet"/>
+      <w:lvlText w:val=""/>
+      <w:lvlJc w:val="left"/>
+      <w:pPr>
+        <w:tabs>
+          <w:tab w:val="num" w:pos="720"/>
+        </w:tabs>
+        <w:ind w:left="720" w:hanging="360"/>
+      </w:pPr>
+      <w:rPr>
+        <w:rFonts w:ascii="Symbol" w:hAnsi="Symbol" w:hint="default"/>
+        <w:sz w:val="20"/>
+      </w:rPr>
+    </w:lvl>
+    <w:lvl w:ilvl="1" w:tentative="1">
+      <w:start w:val="1"/>
+      <w:numFmt w:val="bullet"/>
+      <w:lvlText w:val="o"/>
+      <w:lvlJc w:val="left"/>
+      <w:pPr>
+        <w:tabs>
+          <w:tab w:val="num" w:pos="1440"/>
+        </w:tabs>
+        <w:ind w:left="1440" w:hanging="360"/>
+      </w:pPr>
+      <w:rPr>
+        <w:rFonts w:ascii="Courier New" w:hAnsi="Courier New" w:hint="default"/>
+        <w:sz w:val="20"/>
+      </w:rPr>
+    </w:lvl>
+    <w:lvl w:ilvl="2" w:tentative="1">
+      <w:start w:val="1"/>
+      <w:numFmt w:val="bullet"/>
+      <w:lvlText w:val=""/>
+      <w:lvlJc w:val="left"/>
+      <w:pPr>
+        <w:tabs>
+          <w:tab w:val="num" w:pos="2160"/>
+        </w:tabs>
+        <w:ind w:left="2160" w:hanging="360"/>
+      </w:pPr>
+      <w:rPr>
+        <w:rFonts w:ascii="Wingdings" w:hAnsi="Wingdings" w:hint="default"/>
+        <w:sz w:val="20"/>
+      </w:rPr>
+    </w:lvl>
+    <w:lvl w:ilvl="3" w:tentative="1">
+      <w:start w:val="1"/>
+      <w:numFmt w:val="bullet"/>
+      <w:lvlText w:val=""/>
+      <w:lvlJc w:val="left"/>
+      <w:pPr>
+        <w:tabs>
+          <w:tab w:val="num" w:pos="2880"/>
+        </w:tabs>
+        <w:ind w:left="2880" w:hanging="360"/>
+      </w:pPr>
+      <w:rPr>
+        <w:rFonts w:ascii="Wingdings" w:hAnsi="Wingdings" w:hint="default"/>
+        <w:sz w:val="20"/>
+      </w:rPr>
+    </w:lvl>
+    <w:lvl w:ilvl="4" w:tentative="1">
+      <w:start w:val="1"/>
+      <w:numFmt w:val="bullet"/>
+      <w:lvlText w:val=""/>
+      <w:lvlJc w:val="left"/>
+      <w:pPr>
+        <w:tabs>
+          <w:tab w:val="num" w:pos="3600"/>
+        </w:tabs>
+        <w:ind w:left="3600" w:hanging="360"/>
+      </w:pPr>
+      <w:rPr>
+        <w:rFonts w:ascii="Wingdings" w:hAnsi="Wingdings" w:hint="default"/>
+        <w:sz w:val="20"/>
+      </w:rPr>
+    </w:lvl>
+    <w:lvl w:ilvl="5" w:tentative="1">
+      <w:start w:val="1"/>
+      <w:numFmt w:val="bullet"/>
+      <w:lvlText w:val=""/>
+      <w:lvlJc w:val="left"/>
+      <w:pPr>
+        <w:tabs>
+          <w:tab w:val="num" w:pos="4320"/>
+        </w:tabs>
+        <w:ind w:left="4320" w:hanging="360"/>
+      </w:pPr>
+      <w:rPr>
+        <w:rFonts w:ascii="Wingdings" w:hAnsi="Wingdings" w:hint="default"/>
+        <w:sz w:val="20"/>
+      </w:rPr>
+    </w:lvl>
+    <w:lvl w:ilvl="6" w:tentative="1">
+      <w:start w:val="1"/>
+      <w:numFmt w:val="bullet"/>
+      <w:lvlText w:val=""/>
+      <w:lvlJc w:val="left"/>
+      <w:pPr>
+        <w:tabs>
+          <w:tab w:val="num" w:pos="5040"/>
+        </w:tabs>
+        <w:ind w:left="5040" w:hanging="360"/>
+      </w:pPr>
+      <w:rPr>
+        <w:rFonts w:ascii="Wingdings" w:hAnsi="Wingdings" w:hint="default"/>
+        <w:sz w:val="20"/>
+      </w:rPr>
+    </w:lvl>
+    <w:lvl w:ilvl="7" w:tentative="1">
+      <w:start w:val="1"/>
+      <w:numFmt w:val="bullet"/>
+      <w:lvlText w:val=""/>
+      <w:lvlJc w:val="left"/>
+      <w:pPr>
+        <w:tabs>
+          <w:tab w:val="num" w:pos="5760"/>
+        </w:tabs>
+        <w:ind w:left="5760" w:hanging="360"/>
+      </w:pPr>
+      <w:rPr>
+        <w:rFonts w:ascii="Wingdings" w:hAnsi="Wingdings" w:hint="default"/>
+        <w:sz w:val="20"/>
+      </w:rPr>
+    </w:lvl>
+    <w:lvl w:ilvl="8" w:tentative="1">
+      <w:start w:val="1"/>
+      <w:numFmt w:val="bullet"/>
+      <w:lvlText w:val=""/>
+      <w:lvlJc w:val="left"/>
+      <w:pPr>
+        <w:tabs>
+          <w:tab w:val="num" w:pos="6480"/>
+        </w:tabs>
+        <w:ind w:left="6480" w:hanging="360"/>
+      </w:pPr>
+      <w:rPr>
+        <w:rFonts w:ascii="Wingdings" w:hAnsi="Wingdings" w:hint="default"/>
+        <w:sz w:val="20"/>
+      </w:rPr>
+    </w:lvl>
+  </w:abstractNum>
+  <w:abstractNum w:abstractNumId="16" w15:restartNumberingAfterBreak="0">
+    <w:nsid w:val="3B850E1D"/>
+    <w:multiLevelType w:val="multilevel"/>
+    <w:tmpl w:val="23E22132"/>
+    <w:lvl w:ilvl="0">
+      <w:start w:val="1"/>
+      <w:numFmt w:val="bullet"/>
+      <w:lvlText w:val=""/>
+      <w:lvlJc w:val="left"/>
+      <w:pPr>
+        <w:tabs>
+          <w:tab w:val="num" w:pos="720"/>
+        </w:tabs>
+        <w:ind w:left="720" w:hanging="360"/>
+      </w:pPr>
+      <w:rPr>
+        <w:rFonts w:ascii="Symbol" w:hAnsi="Symbol" w:hint="default"/>
+        <w:sz w:val="20"/>
+      </w:rPr>
+    </w:lvl>
+    <w:lvl w:ilvl="1" w:tentative="1">
+      <w:start w:val="1"/>
+      <w:numFmt w:val="bullet"/>
+      <w:lvlText w:val="o"/>
+      <w:lvlJc w:val="left"/>
+      <w:pPr>
+        <w:tabs>
+          <w:tab w:val="num" w:pos="1440"/>
+        </w:tabs>
+        <w:ind w:left="1440" w:hanging="360"/>
+      </w:pPr>
+      <w:rPr>
+        <w:rFonts w:ascii="Courier New" w:hAnsi="Courier New" w:hint="default"/>
+        <w:sz w:val="20"/>
+      </w:rPr>
+    </w:lvl>
+    <w:lvl w:ilvl="2" w:tentative="1">
+      <w:start w:val="1"/>
+      <w:numFmt w:val="bullet"/>
+      <w:lvlText w:val=""/>
+      <w:lvlJc w:val="left"/>
+      <w:pPr>
+        <w:tabs>
+          <w:tab w:val="num" w:pos="2160"/>
+        </w:tabs>
+        <w:ind w:left="2160" w:hanging="360"/>
+      </w:pPr>
+      <w:rPr>
+        <w:rFonts w:ascii="Wingdings" w:hAnsi="Wingdings" w:hint="default"/>
+        <w:sz w:val="20"/>
+      </w:rPr>
+    </w:lvl>
+    <w:lvl w:ilvl="3" w:tentative="1">
+      <w:start w:val="1"/>
+      <w:numFmt w:val="bullet"/>
+      <w:lvlText w:val=""/>
+      <w:lvlJc w:val="left"/>
+      <w:pPr>
+        <w:tabs>
+          <w:tab w:val="num" w:pos="2880"/>
+        </w:tabs>
+        <w:ind w:left="2880" w:hanging="360"/>
+      </w:pPr>
+      <w:rPr>
+        <w:rFonts w:ascii="Wingdings" w:hAnsi="Wingdings" w:hint="default"/>
+        <w:sz w:val="20"/>
+      </w:rPr>
+    </w:lvl>
+    <w:lvl w:ilvl="4" w:tentative="1">
+      <w:start w:val="1"/>
+      <w:numFmt w:val="bullet"/>
+      <w:lvlText w:val=""/>
+      <w:lvlJc w:val="left"/>
+      <w:pPr>
+        <w:tabs>
+          <w:tab w:val="num" w:pos="3600"/>
+        </w:tabs>
+        <w:ind w:left="3600" w:hanging="360"/>
+      </w:pPr>
+      <w:rPr>
+        <w:rFonts w:ascii="Wingdings" w:hAnsi="Wingdings" w:hint="default"/>
+        <w:sz w:val="20"/>
+      </w:rPr>
+    </w:lvl>
+    <w:lvl w:ilvl="5" w:tentative="1">
+      <w:start w:val="1"/>
+      <w:numFmt w:val="bullet"/>
+      <w:lvlText w:val=""/>
+      <w:lvlJc w:val="left"/>
+      <w:pPr>
+        <w:tabs>
+          <w:tab w:val="num" w:pos="4320"/>
+        </w:tabs>
+        <w:ind w:left="4320" w:hanging="360"/>
+      </w:pPr>
+      <w:rPr>
+        <w:rFonts w:ascii="Wingdings" w:hAnsi="Wingdings" w:hint="default"/>
+        <w:sz w:val="20"/>
+      </w:rPr>
+    </w:lvl>
+    <w:lvl w:ilvl="6" w:tentative="1">
+      <w:start w:val="1"/>
+      <w:numFmt w:val="bullet"/>
+      <w:lvlText w:val=""/>
+      <w:lvlJc w:val="left"/>
+      <w:pPr>
+        <w:tabs>
+          <w:tab w:val="num" w:pos="5040"/>
+        </w:tabs>
+        <w:ind w:left="5040" w:hanging="360"/>
+      </w:pPr>
+      <w:rPr>
+        <w:rFonts w:ascii="Wingdings" w:hAnsi="Wingdings" w:hint="default"/>
+        <w:sz w:val="20"/>
+      </w:rPr>
+    </w:lvl>
+    <w:lvl w:ilvl="7" w:tentative="1">
+      <w:start w:val="1"/>
+      <w:numFmt w:val="bullet"/>
+      <w:lvlText w:val=""/>
+      <w:lvlJc w:val="left"/>
+      <w:pPr>
+        <w:tabs>
+          <w:tab w:val="num" w:pos="5760"/>
+        </w:tabs>
+        <w:ind w:left="5760" w:hanging="360"/>
+      </w:pPr>
+      <w:rPr>
+        <w:rFonts w:ascii="Wingdings" w:hAnsi="Wingdings" w:hint="default"/>
+        <w:sz w:val="20"/>
+      </w:rPr>
+    </w:lvl>
+    <w:lvl w:ilvl="8" w:tentative="1">
+      <w:start w:val="1"/>
+      <w:numFmt w:val="bullet"/>
+      <w:lvlText w:val=""/>
+      <w:lvlJc w:val="left"/>
+      <w:pPr>
+        <w:tabs>
+          <w:tab w:val="num" w:pos="6480"/>
+        </w:tabs>
+        <w:ind w:left="6480" w:hanging="360"/>
+      </w:pPr>
+      <w:rPr>
+        <w:rFonts w:ascii="Wingdings" w:hAnsi="Wingdings" w:hint="default"/>
+        <w:sz w:val="20"/>
+      </w:rPr>
+    </w:lvl>
+  </w:abstractNum>
+  <w:abstractNum w:abstractNumId="17" w15:restartNumberingAfterBreak="0">
     <w:nsid w:val="3F5D0C70"/>
     <w:multiLevelType w:val="multilevel"/>
     <w:tmpl w:val="9B3612FC"/>
@@ -1622,7 +4661,156 @@
       </w:rPr>
     </w:lvl>
   </w:abstractNum>
-  <w:abstractNum w:abstractNumId="8" w15:restartNumberingAfterBreak="0">
+  <w:abstractNum w:abstractNumId="18" w15:restartNumberingAfterBreak="0">
+    <w:nsid w:val="55A96D99"/>
+    <w:multiLevelType w:val="multilevel"/>
+    <w:tmpl w:val="86700E22"/>
+    <w:lvl w:ilvl="0">
+      <w:start w:val="1"/>
+      <w:numFmt w:val="bullet"/>
+      <w:lvlText w:val=""/>
+      <w:lvlJc w:val="left"/>
+      <w:pPr>
+        <w:tabs>
+          <w:tab w:val="num" w:pos="720"/>
+        </w:tabs>
+        <w:ind w:left="720" w:hanging="360"/>
+      </w:pPr>
+      <w:rPr>
+        <w:rFonts w:ascii="Symbol" w:hAnsi="Symbol" w:hint="default"/>
+        <w:sz w:val="20"/>
+      </w:rPr>
+    </w:lvl>
+    <w:lvl w:ilvl="1" w:tentative="1">
+      <w:start w:val="1"/>
+      <w:numFmt w:val="bullet"/>
+      <w:lvlText w:val="o"/>
+      <w:lvlJc w:val="left"/>
+      <w:pPr>
+        <w:tabs>
+          <w:tab w:val="num" w:pos="1440"/>
+        </w:tabs>
+        <w:ind w:left="1440" w:hanging="360"/>
+      </w:pPr>
+      <w:rPr>
+        <w:rFonts w:ascii="Courier New" w:hAnsi="Courier New" w:hint="default"/>
+        <w:sz w:val="20"/>
+      </w:rPr>
+    </w:lvl>
+    <w:lvl w:ilvl="2" w:tentative="1">
+      <w:start w:val="1"/>
+      <w:numFmt w:val="bullet"/>
+      <w:lvlText w:val=""/>
+      <w:lvlJc w:val="left"/>
+      <w:pPr>
+        <w:tabs>
+          <w:tab w:val="num" w:pos="2160"/>
+        </w:tabs>
+        <w:ind w:left="2160" w:hanging="360"/>
+      </w:pPr>
+      <w:rPr>
+        <w:rFonts w:ascii="Wingdings" w:hAnsi="Wingdings" w:hint="default"/>
+        <w:sz w:val="20"/>
+      </w:rPr>
+    </w:lvl>
+    <w:lvl w:ilvl="3" w:tentative="1">
+      <w:start w:val="1"/>
+      <w:numFmt w:val="bullet"/>
+      <w:lvlText w:val=""/>
+      <w:lvlJc w:val="left"/>
+      <w:pPr>
+        <w:tabs>
+          <w:tab w:val="num" w:pos="2880"/>
+        </w:tabs>
+        <w:ind w:left="2880" w:hanging="360"/>
+      </w:pPr>
+      <w:rPr>
+        <w:rFonts w:ascii="Wingdings" w:hAnsi="Wingdings" w:hint="default"/>
+        <w:sz w:val="20"/>
+      </w:rPr>
+    </w:lvl>
+    <w:lvl w:ilvl="4" w:tentative="1">
+      <w:start w:val="1"/>
+      <w:numFmt w:val="bullet"/>
+      <w:lvlText w:val=""/>
+      <w:lvlJc w:val="left"/>
+      <w:pPr>
+        <w:tabs>
+          <w:tab w:val="num" w:pos="3600"/>
+        </w:tabs>
+        <w:ind w:left="3600" w:hanging="360"/>
+      </w:pPr>
+      <w:rPr>
+        <w:rFonts w:ascii="Wingdings" w:hAnsi="Wingdings" w:hint="default"/>
+        <w:sz w:val="20"/>
+      </w:rPr>
+    </w:lvl>
+    <w:lvl w:ilvl="5" w:tentative="1">
+      <w:start w:val="1"/>
+      <w:numFmt w:val="bullet"/>
+      <w:lvlText w:val=""/>
+      <w:lvlJc w:val="left"/>
+      <w:pPr>
+        <w:tabs>
+          <w:tab w:val="num" w:pos="4320"/>
+        </w:tabs>
+        <w:ind w:left="4320" w:hanging="360"/>
+      </w:pPr>
+      <w:rPr>
+        <w:rFonts w:ascii="Wingdings" w:hAnsi="Wingdings" w:hint="default"/>
+        <w:sz w:val="20"/>
+      </w:rPr>
+    </w:lvl>
+    <w:lvl w:ilvl="6" w:tentative="1">
+      <w:start w:val="1"/>
+      <w:numFmt w:val="bullet"/>
+      <w:lvlText w:val=""/>
+      <w:lvlJc w:val="left"/>
+      <w:pPr>
+        <w:tabs>
+          <w:tab w:val="num" w:pos="5040"/>
+        </w:tabs>
+        <w:ind w:left="5040" w:hanging="360"/>
+      </w:pPr>
+      <w:rPr>
+        <w:rFonts w:ascii="Wingdings" w:hAnsi="Wingdings" w:hint="default"/>
+        <w:sz w:val="20"/>
+      </w:rPr>
+    </w:lvl>
+    <w:lvl w:ilvl="7" w:tentative="1">
+      <w:start w:val="1"/>
+      <w:numFmt w:val="bullet"/>
+      <w:lvlText w:val=""/>
+      <w:lvlJc w:val="left"/>
+      <w:pPr>
+        <w:tabs>
+          <w:tab w:val="num" w:pos="5760"/>
+        </w:tabs>
+        <w:ind w:left="5760" w:hanging="360"/>
+      </w:pPr>
+      <w:rPr>
+        <w:rFonts w:ascii="Wingdings" w:hAnsi="Wingdings" w:hint="default"/>
+        <w:sz w:val="20"/>
+      </w:rPr>
+    </w:lvl>
+    <w:lvl w:ilvl="8" w:tentative="1">
+      <w:start w:val="1"/>
+      <w:numFmt w:val="bullet"/>
+      <w:lvlText w:val=""/>
+      <w:lvlJc w:val="left"/>
+      <w:pPr>
+        <w:tabs>
+          <w:tab w:val="num" w:pos="6480"/>
+        </w:tabs>
+        <w:ind w:left="6480" w:hanging="360"/>
+      </w:pPr>
+      <w:rPr>
+        <w:rFonts w:ascii="Wingdings" w:hAnsi="Wingdings" w:hint="default"/>
+        <w:sz w:val="20"/>
+      </w:rPr>
+    </w:lvl>
+  </w:abstractNum>
+  <w:abstractNum w:abstractNumId="19" w15:restartNumberingAfterBreak="0">
     <w:nsid w:val="5941689D"/>
     <w:multiLevelType w:val="multilevel"/>
     <w:tmpl w:val="5F140E1E"/>
@@ -1771,7 +4959,454 @@
       </w:rPr>
     </w:lvl>
   </w:abstractNum>
-  <w:abstractNum w:abstractNumId="9" w15:restartNumberingAfterBreak="0">
+  <w:abstractNum w:abstractNumId="20" w15:restartNumberingAfterBreak="0">
+    <w:nsid w:val="6650687E"/>
+    <w:multiLevelType w:val="multilevel"/>
+    <w:tmpl w:val="F1E2054A"/>
+    <w:lvl w:ilvl="0">
+      <w:start w:val="1"/>
+      <w:numFmt w:val="bullet"/>
+      <w:lvlText w:val=""/>
+      <w:lvlJc w:val="left"/>
+      <w:pPr>
+        <w:tabs>
+          <w:tab w:val="num" w:pos="720"/>
+        </w:tabs>
+        <w:ind w:left="720" w:hanging="360"/>
+      </w:pPr>
+      <w:rPr>
+        <w:rFonts w:ascii="Symbol" w:hAnsi="Symbol" w:hint="default"/>
+        <w:sz w:val="20"/>
+      </w:rPr>
+    </w:lvl>
+    <w:lvl w:ilvl="1" w:tentative="1">
+      <w:start w:val="1"/>
+      <w:numFmt w:val="bullet"/>
+      <w:lvlText w:val="o"/>
+      <w:lvlJc w:val="left"/>
+      <w:pPr>
+        <w:tabs>
+          <w:tab w:val="num" w:pos="1440"/>
+        </w:tabs>
+        <w:ind w:left="1440" w:hanging="360"/>
+      </w:pPr>
+      <w:rPr>
+        <w:rFonts w:ascii="Courier New" w:hAnsi="Courier New" w:hint="default"/>
+        <w:sz w:val="20"/>
+      </w:rPr>
+    </w:lvl>
+    <w:lvl w:ilvl="2" w:tentative="1">
+      <w:start w:val="1"/>
+      <w:numFmt w:val="bullet"/>
+      <w:lvlText w:val=""/>
+      <w:lvlJc w:val="left"/>
+      <w:pPr>
+        <w:tabs>
+          <w:tab w:val="num" w:pos="2160"/>
+        </w:tabs>
+        <w:ind w:left="2160" w:hanging="360"/>
+      </w:pPr>
+      <w:rPr>
+        <w:rFonts w:ascii="Wingdings" w:hAnsi="Wingdings" w:hint="default"/>
+        <w:sz w:val="20"/>
+      </w:rPr>
+    </w:lvl>
+    <w:lvl w:ilvl="3" w:tentative="1">
+      <w:start w:val="1"/>
+      <w:numFmt w:val="bullet"/>
+      <w:lvlText w:val=""/>
+      <w:lvlJc w:val="left"/>
+      <w:pPr>
+        <w:tabs>
+          <w:tab w:val="num" w:pos="2880"/>
+        </w:tabs>
+        <w:ind w:left="2880" w:hanging="360"/>
+      </w:pPr>
+      <w:rPr>
+        <w:rFonts w:ascii="Wingdings" w:hAnsi="Wingdings" w:hint="default"/>
+        <w:sz w:val="20"/>
+      </w:rPr>
+    </w:lvl>
+    <w:lvl w:ilvl="4" w:tentative="1">
+      <w:start w:val="1"/>
+      <w:numFmt w:val="bullet"/>
+      <w:lvlText w:val=""/>
+      <w:lvlJc w:val="left"/>
+      <w:pPr>
+        <w:tabs>
+          <w:tab w:val="num" w:pos="3600"/>
+        </w:tabs>
+        <w:ind w:left="3600" w:hanging="360"/>
+      </w:pPr>
+      <w:rPr>
+        <w:rFonts w:ascii="Wingdings" w:hAnsi="Wingdings" w:hint="default"/>
+        <w:sz w:val="20"/>
+      </w:rPr>
+    </w:lvl>
+    <w:lvl w:ilvl="5" w:tentative="1">
+      <w:start w:val="1"/>
+      <w:numFmt w:val="bullet"/>
+      <w:lvlText w:val=""/>
+      <w:lvlJc w:val="left"/>
+      <w:pPr>
+        <w:tabs>
+          <w:tab w:val="num" w:pos="4320"/>
+        </w:tabs>
+        <w:ind w:left="4320" w:hanging="360"/>
+      </w:pPr>
+      <w:rPr>
+        <w:rFonts w:ascii="Wingdings" w:hAnsi="Wingdings" w:hint="default"/>
+        <w:sz w:val="20"/>
+      </w:rPr>
+    </w:lvl>
+    <w:lvl w:ilvl="6" w:tentative="1">
+      <w:start w:val="1"/>
+      <w:numFmt w:val="bullet"/>
+      <w:lvlText w:val=""/>
+      <w:lvlJc w:val="left"/>
+      <w:pPr>
+        <w:tabs>
+          <w:tab w:val="num" w:pos="5040"/>
+        </w:tabs>
+        <w:ind w:left="5040" w:hanging="360"/>
+      </w:pPr>
+      <w:rPr>
+        <w:rFonts w:ascii="Wingdings" w:hAnsi="Wingdings" w:hint="default"/>
+        <w:sz w:val="20"/>
+      </w:rPr>
+    </w:lvl>
+    <w:lvl w:ilvl="7" w:tentative="1">
+      <w:start w:val="1"/>
+      <w:numFmt w:val="bullet"/>
+      <w:lvlText w:val=""/>
+      <w:lvlJc w:val="left"/>
+      <w:pPr>
+        <w:tabs>
+          <w:tab w:val="num" w:pos="5760"/>
+        </w:tabs>
+        <w:ind w:left="5760" w:hanging="360"/>
+      </w:pPr>
+      <w:rPr>
+        <w:rFonts w:ascii="Wingdings" w:hAnsi="Wingdings" w:hint="default"/>
+        <w:sz w:val="20"/>
+      </w:rPr>
+    </w:lvl>
+    <w:lvl w:ilvl="8" w:tentative="1">
+      <w:start w:val="1"/>
+      <w:numFmt w:val="bullet"/>
+      <w:lvlText w:val=""/>
+      <w:lvlJc w:val="left"/>
+      <w:pPr>
+        <w:tabs>
+          <w:tab w:val="num" w:pos="6480"/>
+        </w:tabs>
+        <w:ind w:left="6480" w:hanging="360"/>
+      </w:pPr>
+      <w:rPr>
+        <w:rFonts w:ascii="Wingdings" w:hAnsi="Wingdings" w:hint="default"/>
+        <w:sz w:val="20"/>
+      </w:rPr>
+    </w:lvl>
+  </w:abstractNum>
+  <w:abstractNum w:abstractNumId="21" w15:restartNumberingAfterBreak="0">
+    <w:nsid w:val="6ABA36F0"/>
+    <w:multiLevelType w:val="multilevel"/>
+    <w:tmpl w:val="B9D470D8"/>
+    <w:lvl w:ilvl="0">
+      <w:start w:val="1"/>
+      <w:numFmt w:val="bullet"/>
+      <w:lvlText w:val=""/>
+      <w:lvlJc w:val="left"/>
+      <w:pPr>
+        <w:tabs>
+          <w:tab w:val="num" w:pos="720"/>
+        </w:tabs>
+        <w:ind w:left="720" w:hanging="360"/>
+      </w:pPr>
+      <w:rPr>
+        <w:rFonts w:ascii="Symbol" w:hAnsi="Symbol" w:hint="default"/>
+        <w:sz w:val="20"/>
+      </w:rPr>
+    </w:lvl>
+    <w:lvl w:ilvl="1" w:tentative="1">
+      <w:start w:val="1"/>
+      <w:numFmt w:val="bullet"/>
+      <w:lvlText w:val="o"/>
+      <w:lvlJc w:val="left"/>
+      <w:pPr>
+        <w:tabs>
+          <w:tab w:val="num" w:pos="1440"/>
+        </w:tabs>
+        <w:ind w:left="1440" w:hanging="360"/>
+      </w:pPr>
+      <w:rPr>
+        <w:rFonts w:ascii="Courier New" w:hAnsi="Courier New" w:hint="default"/>
+        <w:sz w:val="20"/>
+      </w:rPr>
+    </w:lvl>
+    <w:lvl w:ilvl="2" w:tentative="1">
+      <w:start w:val="1"/>
+      <w:numFmt w:val="bullet"/>
+      <w:lvlText w:val=""/>
+      <w:lvlJc w:val="left"/>
+      <w:pPr>
+        <w:tabs>
+          <w:tab w:val="num" w:pos="2160"/>
+        </w:tabs>
+        <w:ind w:left="2160" w:hanging="360"/>
+      </w:pPr>
+      <w:rPr>
+        <w:rFonts w:ascii="Wingdings" w:hAnsi="Wingdings" w:hint="default"/>
+        <w:sz w:val="20"/>
+      </w:rPr>
+    </w:lvl>
+    <w:lvl w:ilvl="3" w:tentative="1">
+      <w:start w:val="1"/>
+      <w:numFmt w:val="bullet"/>
+      <w:lvlText w:val=""/>
+      <w:lvlJc w:val="left"/>
+      <w:pPr>
+        <w:tabs>
+          <w:tab w:val="num" w:pos="2880"/>
+        </w:tabs>
+        <w:ind w:left="2880" w:hanging="360"/>
+      </w:pPr>
+      <w:rPr>
+        <w:rFonts w:ascii="Wingdings" w:hAnsi="Wingdings" w:hint="default"/>
+        <w:sz w:val="20"/>
+      </w:rPr>
+    </w:lvl>
+    <w:lvl w:ilvl="4" w:tentative="1">
+      <w:start w:val="1"/>
+      <w:numFmt w:val="bullet"/>
+      <w:lvlText w:val=""/>
+      <w:lvlJc w:val="left"/>
+      <w:pPr>
+        <w:tabs>
+          <w:tab w:val="num" w:pos="3600"/>
+        </w:tabs>
+        <w:ind w:left="3600" w:hanging="360"/>
+      </w:pPr>
+      <w:rPr>
+        <w:rFonts w:ascii="Wingdings" w:hAnsi="Wingdings" w:hint="default"/>
+        <w:sz w:val="20"/>
+      </w:rPr>
+    </w:lvl>
+    <w:lvl w:ilvl="5" w:tentative="1">
+      <w:start w:val="1"/>
+      <w:numFmt w:val="bullet"/>
+      <w:lvlText w:val=""/>
+      <w:lvlJc w:val="left"/>
+      <w:pPr>
+        <w:tabs>
+          <w:tab w:val="num" w:pos="4320"/>
+        </w:tabs>
+        <w:ind w:left="4320" w:hanging="360"/>
+      </w:pPr>
+      <w:rPr>
+        <w:rFonts w:ascii="Wingdings" w:hAnsi="Wingdings" w:hint="default"/>
+        <w:sz w:val="20"/>
+      </w:rPr>
+    </w:lvl>
+    <w:lvl w:ilvl="6" w:tentative="1">
+      <w:start w:val="1"/>
+      <w:numFmt w:val="bullet"/>
+      <w:lvlText w:val=""/>
+      <w:lvlJc w:val="left"/>
+      <w:pPr>
+        <w:tabs>
+          <w:tab w:val="num" w:pos="5040"/>
+        </w:tabs>
+        <w:ind w:left="5040" w:hanging="360"/>
+      </w:pPr>
+      <w:rPr>
+        <w:rFonts w:ascii="Wingdings" w:hAnsi="Wingdings" w:hint="default"/>
+        <w:sz w:val="20"/>
+      </w:rPr>
+    </w:lvl>
+    <w:lvl w:ilvl="7" w:tentative="1">
+      <w:start w:val="1"/>
+      <w:numFmt w:val="bullet"/>
+      <w:lvlText w:val=""/>
+      <w:lvlJc w:val="left"/>
+      <w:pPr>
+        <w:tabs>
+          <w:tab w:val="num" w:pos="5760"/>
+        </w:tabs>
+        <w:ind w:left="5760" w:hanging="360"/>
+      </w:pPr>
+      <w:rPr>
+        <w:rFonts w:ascii="Wingdings" w:hAnsi="Wingdings" w:hint="default"/>
+        <w:sz w:val="20"/>
+      </w:rPr>
+    </w:lvl>
+    <w:lvl w:ilvl="8" w:tentative="1">
+      <w:start w:val="1"/>
+      <w:numFmt w:val="bullet"/>
+      <w:lvlText w:val=""/>
+      <w:lvlJc w:val="left"/>
+      <w:pPr>
+        <w:tabs>
+          <w:tab w:val="num" w:pos="6480"/>
+        </w:tabs>
+        <w:ind w:left="6480" w:hanging="360"/>
+      </w:pPr>
+      <w:rPr>
+        <w:rFonts w:ascii="Wingdings" w:hAnsi="Wingdings" w:hint="default"/>
+        <w:sz w:val="20"/>
+      </w:rPr>
+    </w:lvl>
+  </w:abstractNum>
+  <w:abstractNum w:abstractNumId="22" w15:restartNumberingAfterBreak="0">
+    <w:nsid w:val="6B9E5E49"/>
+    <w:multiLevelType w:val="multilevel"/>
+    <w:tmpl w:val="C700C1E2"/>
+    <w:lvl w:ilvl="0">
+      <w:start w:val="1"/>
+      <w:numFmt w:val="bullet"/>
+      <w:lvlText w:val=""/>
+      <w:lvlJc w:val="left"/>
+      <w:pPr>
+        <w:tabs>
+          <w:tab w:val="num" w:pos="720"/>
+        </w:tabs>
+        <w:ind w:left="720" w:hanging="360"/>
+      </w:pPr>
+      <w:rPr>
+        <w:rFonts w:ascii="Symbol" w:hAnsi="Symbol" w:hint="default"/>
+        <w:sz w:val="20"/>
+      </w:rPr>
+    </w:lvl>
+    <w:lvl w:ilvl="1" w:tentative="1">
+      <w:start w:val="1"/>
+      <w:numFmt w:val="bullet"/>
+      <w:lvlText w:val="o"/>
+      <w:lvlJc w:val="left"/>
+      <w:pPr>
+        <w:tabs>
+          <w:tab w:val="num" w:pos="1440"/>
+        </w:tabs>
+        <w:ind w:left="1440" w:hanging="360"/>
+      </w:pPr>
+      <w:rPr>
+        <w:rFonts w:ascii="Courier New" w:hAnsi="Courier New" w:hint="default"/>
+        <w:sz w:val="20"/>
+      </w:rPr>
+    </w:lvl>
+    <w:lvl w:ilvl="2" w:tentative="1">
+      <w:start w:val="1"/>
+      <w:numFmt w:val="bullet"/>
+      <w:lvlText w:val=""/>
+      <w:lvlJc w:val="left"/>
+      <w:pPr>
+        <w:tabs>
+          <w:tab w:val="num" w:pos="2160"/>
+        </w:tabs>
+        <w:ind w:left="2160" w:hanging="360"/>
+      </w:pPr>
+      <w:rPr>
+        <w:rFonts w:ascii="Wingdings" w:hAnsi="Wingdings" w:hint="default"/>
+        <w:sz w:val="20"/>
+      </w:rPr>
+    </w:lvl>
+    <w:lvl w:ilvl="3" w:tentative="1">
+      <w:start w:val="1"/>
+      <w:numFmt w:val="bullet"/>
+      <w:lvlText w:val=""/>
+      <w:lvlJc w:val="left"/>
+      <w:pPr>
+        <w:tabs>
+          <w:tab w:val="num" w:pos="2880"/>
+        </w:tabs>
+        <w:ind w:left="2880" w:hanging="360"/>
+      </w:pPr>
+      <w:rPr>
+        <w:rFonts w:ascii="Wingdings" w:hAnsi="Wingdings" w:hint="default"/>
+        <w:sz w:val="20"/>
+      </w:rPr>
+    </w:lvl>
+    <w:lvl w:ilvl="4" w:tentative="1">
+      <w:start w:val="1"/>
+      <w:numFmt w:val="bullet"/>
+      <w:lvlText w:val=""/>
+      <w:lvlJc w:val="left"/>
+      <w:pPr>
+        <w:tabs>
+          <w:tab w:val="num" w:pos="3600"/>
+        </w:tabs>
+        <w:ind w:left="3600" w:hanging="360"/>
+      </w:pPr>
+      <w:rPr>
+        <w:rFonts w:ascii="Wingdings" w:hAnsi="Wingdings" w:hint="default"/>
+        <w:sz w:val="20"/>
+      </w:rPr>
+    </w:lvl>
+    <w:lvl w:ilvl="5" w:tentative="1">
+      <w:start w:val="1"/>
+      <w:numFmt w:val="bullet"/>
+      <w:lvlText w:val=""/>
+      <w:lvlJc w:val="left"/>
+      <w:pPr>
+        <w:tabs>
+          <w:tab w:val="num" w:pos="4320"/>
+        </w:tabs>
+        <w:ind w:left="4320" w:hanging="360"/>
+      </w:pPr>
+      <w:rPr>
+        <w:rFonts w:ascii="Wingdings" w:hAnsi="Wingdings" w:hint="default"/>
+        <w:sz w:val="20"/>
+      </w:rPr>
+    </w:lvl>
+    <w:lvl w:ilvl="6" w:tentative="1">
+      <w:start w:val="1"/>
+      <w:numFmt w:val="bullet"/>
+      <w:lvlText w:val=""/>
+      <w:lvlJc w:val="left"/>
+      <w:pPr>
+        <w:tabs>
+          <w:tab w:val="num" w:pos="5040"/>
+        </w:tabs>
+        <w:ind w:left="5040" w:hanging="360"/>
+      </w:pPr>
+      <w:rPr>
+        <w:rFonts w:ascii="Wingdings" w:hAnsi="Wingdings" w:hint="default"/>
+        <w:sz w:val="20"/>
+      </w:rPr>
+    </w:lvl>
+    <w:lvl w:ilvl="7" w:tentative="1">
+      <w:start w:val="1"/>
+      <w:numFmt w:val="bullet"/>
+      <w:lvlText w:val=""/>
+      <w:lvlJc w:val="left"/>
+      <w:pPr>
+        <w:tabs>
+          <w:tab w:val="num" w:pos="5760"/>
+        </w:tabs>
+        <w:ind w:left="5760" w:hanging="360"/>
+      </w:pPr>
+      <w:rPr>
+        <w:rFonts w:ascii="Wingdings" w:hAnsi="Wingdings" w:hint="default"/>
+        <w:sz w:val="20"/>
+      </w:rPr>
+    </w:lvl>
+    <w:lvl w:ilvl="8" w:tentative="1">
+      <w:start w:val="1"/>
+      <w:numFmt w:val="bullet"/>
+      <w:lvlText w:val=""/>
+      <w:lvlJc w:val="left"/>
+      <w:pPr>
+        <w:tabs>
+          <w:tab w:val="num" w:pos="6480"/>
+        </w:tabs>
+        <w:ind w:left="6480" w:hanging="360"/>
+      </w:pPr>
+      <w:rPr>
+        <w:rFonts w:ascii="Wingdings" w:hAnsi="Wingdings" w:hint="default"/>
+        <w:sz w:val="20"/>
+      </w:rPr>
+    </w:lvl>
+  </w:abstractNum>
+  <w:abstractNum w:abstractNumId="23" w15:restartNumberingAfterBreak="0">
     <w:nsid w:val="6BC077B8"/>
     <w:multiLevelType w:val="multilevel"/>
     <w:tmpl w:val="2B1C48E8"/>
@@ -1920,7 +5555,7 @@
       </w:rPr>
     </w:lvl>
   </w:abstractNum>
-  <w:abstractNum w:abstractNumId="10" w15:restartNumberingAfterBreak="0">
+  <w:abstractNum w:abstractNumId="24" w15:restartNumberingAfterBreak="0">
     <w:nsid w:val="7204484E"/>
     <w:multiLevelType w:val="multilevel"/>
     <w:tmpl w:val="4B7EAB04"/>
@@ -2069,38 +5704,232 @@
       </w:rPr>
     </w:lvl>
   </w:abstractNum>
+  <w:abstractNum w:abstractNumId="25" w15:restartNumberingAfterBreak="0">
+    <w:nsid w:val="7AB0073D"/>
+    <w:multiLevelType w:val="multilevel"/>
+    <w:tmpl w:val="9ED62790"/>
+    <w:lvl w:ilvl="0">
+      <w:start w:val="1"/>
+      <w:numFmt w:val="bullet"/>
+      <w:lvlText w:val=""/>
+      <w:lvlJc w:val="left"/>
+      <w:pPr>
+        <w:tabs>
+          <w:tab w:val="num" w:pos="720"/>
+        </w:tabs>
+        <w:ind w:left="720" w:hanging="360"/>
+      </w:pPr>
+      <w:rPr>
+        <w:rFonts w:ascii="Symbol" w:hAnsi="Symbol" w:hint="default"/>
+        <w:sz w:val="20"/>
+      </w:rPr>
+    </w:lvl>
+    <w:lvl w:ilvl="1" w:tentative="1">
+      <w:start w:val="1"/>
+      <w:numFmt w:val="bullet"/>
+      <w:lvlText w:val="o"/>
+      <w:lvlJc w:val="left"/>
+      <w:pPr>
+        <w:tabs>
+          <w:tab w:val="num" w:pos="1440"/>
+        </w:tabs>
+        <w:ind w:left="1440" w:hanging="360"/>
+      </w:pPr>
+      <w:rPr>
+        <w:rFonts w:ascii="Courier New" w:hAnsi="Courier New" w:hint="default"/>
+        <w:sz w:val="20"/>
+      </w:rPr>
+    </w:lvl>
+    <w:lvl w:ilvl="2" w:tentative="1">
+      <w:start w:val="1"/>
+      <w:numFmt w:val="bullet"/>
+      <w:lvlText w:val=""/>
+      <w:lvlJc w:val="left"/>
+      <w:pPr>
+        <w:tabs>
+          <w:tab w:val="num" w:pos="2160"/>
+        </w:tabs>
+        <w:ind w:left="2160" w:hanging="360"/>
+      </w:pPr>
+      <w:rPr>
+        <w:rFonts w:ascii="Wingdings" w:hAnsi="Wingdings" w:hint="default"/>
+        <w:sz w:val="20"/>
+      </w:rPr>
+    </w:lvl>
+    <w:lvl w:ilvl="3" w:tentative="1">
+      <w:start w:val="1"/>
+      <w:numFmt w:val="bullet"/>
+      <w:lvlText w:val=""/>
+      <w:lvlJc w:val="left"/>
+      <w:pPr>
+        <w:tabs>
+          <w:tab w:val="num" w:pos="2880"/>
+        </w:tabs>
+        <w:ind w:left="2880" w:hanging="360"/>
+      </w:pPr>
+      <w:rPr>
+        <w:rFonts w:ascii="Wingdings" w:hAnsi="Wingdings" w:hint="default"/>
+        <w:sz w:val="20"/>
+      </w:rPr>
+    </w:lvl>
+    <w:lvl w:ilvl="4" w:tentative="1">
+      <w:start w:val="1"/>
+      <w:numFmt w:val="bullet"/>
+      <w:lvlText w:val=""/>
+      <w:lvlJc w:val="left"/>
+      <w:pPr>
+        <w:tabs>
+          <w:tab w:val="num" w:pos="3600"/>
+        </w:tabs>
+        <w:ind w:left="3600" w:hanging="360"/>
+      </w:pPr>
+      <w:rPr>
+        <w:rFonts w:ascii="Wingdings" w:hAnsi="Wingdings" w:hint="default"/>
+        <w:sz w:val="20"/>
+      </w:rPr>
+    </w:lvl>
+    <w:lvl w:ilvl="5" w:tentative="1">
+      <w:start w:val="1"/>
+      <w:numFmt w:val="bullet"/>
+      <w:lvlText w:val=""/>
+      <w:lvlJc w:val="left"/>
+      <w:pPr>
+        <w:tabs>
+          <w:tab w:val="num" w:pos="4320"/>
+        </w:tabs>
+        <w:ind w:left="4320" w:hanging="360"/>
+      </w:pPr>
+      <w:rPr>
+        <w:rFonts w:ascii="Wingdings" w:hAnsi="Wingdings" w:hint="default"/>
+        <w:sz w:val="20"/>
+      </w:rPr>
+    </w:lvl>
+    <w:lvl w:ilvl="6" w:tentative="1">
+      <w:start w:val="1"/>
+      <w:numFmt w:val="bullet"/>
+      <w:lvlText w:val=""/>
+      <w:lvlJc w:val="left"/>
+      <w:pPr>
+        <w:tabs>
+          <w:tab w:val="num" w:pos="5040"/>
+        </w:tabs>
+        <w:ind w:left="5040" w:hanging="360"/>
+      </w:pPr>
+      <w:rPr>
+        <w:rFonts w:ascii="Wingdings" w:hAnsi="Wingdings" w:hint="default"/>
+        <w:sz w:val="20"/>
+      </w:rPr>
+    </w:lvl>
+    <w:lvl w:ilvl="7" w:tentative="1">
+      <w:start w:val="1"/>
+      <w:numFmt w:val="bullet"/>
+      <w:lvlText w:val=""/>
+      <w:lvlJc w:val="left"/>
+      <w:pPr>
+        <w:tabs>
+          <w:tab w:val="num" w:pos="5760"/>
+        </w:tabs>
+        <w:ind w:left="5760" w:hanging="360"/>
+      </w:pPr>
+      <w:rPr>
+        <w:rFonts w:ascii="Wingdings" w:hAnsi="Wingdings" w:hint="default"/>
+        <w:sz w:val="20"/>
+      </w:rPr>
+    </w:lvl>
+    <w:lvl w:ilvl="8" w:tentative="1">
+      <w:start w:val="1"/>
+      <w:numFmt w:val="bullet"/>
+      <w:lvlText w:val=""/>
+      <w:lvlJc w:val="left"/>
+      <w:pPr>
+        <w:tabs>
+          <w:tab w:val="num" w:pos="6480"/>
+        </w:tabs>
+        <w:ind w:left="6480" w:hanging="360"/>
+      </w:pPr>
+      <w:rPr>
+        <w:rFonts w:ascii="Wingdings" w:hAnsi="Wingdings" w:hint="default"/>
+        <w:sz w:val="20"/>
+      </w:rPr>
+    </w:lvl>
+  </w:abstractNum>
   <w:num w:numId="1" w16cid:durableId="296687585">
-    <w:abstractNumId w:val="10"/>
+    <w:abstractNumId w:val="24"/>
   </w:num>
   <w:num w:numId="2" w16cid:durableId="1855455412">
-    <w:abstractNumId w:val="8"/>
+    <w:abstractNumId w:val="19"/>
   </w:num>
   <w:num w:numId="3" w16cid:durableId="132144810">
+    <w:abstractNumId w:val="3"/>
+  </w:num>
+  <w:num w:numId="4" w16cid:durableId="824006455">
+    <w:abstractNumId w:val="23"/>
+  </w:num>
+  <w:num w:numId="5" w16cid:durableId="46300020">
     <w:abstractNumId w:val="2"/>
   </w:num>
-  <w:num w:numId="4" w16cid:durableId="824006455">
-    <w:abstractNumId w:val="9"/>
-  </w:num>
-  <w:num w:numId="5" w16cid:durableId="46300020">
-    <w:abstractNumId w:val="1"/>
-  </w:num>
   <w:num w:numId="6" w16cid:durableId="635450501">
-    <w:abstractNumId w:val="3"/>
+    <w:abstractNumId w:val="4"/>
   </w:num>
   <w:num w:numId="7" w16cid:durableId="837380203">
     <w:abstractNumId w:val="0"/>
   </w:num>
   <w:num w:numId="8" w16cid:durableId="267156239">
+    <w:abstractNumId w:val="11"/>
+  </w:num>
+  <w:num w:numId="9" w16cid:durableId="1293555153">
+    <w:abstractNumId w:val="17"/>
+  </w:num>
+  <w:num w:numId="10" w16cid:durableId="1816340389">
+    <w:abstractNumId w:val="8"/>
+  </w:num>
+  <w:num w:numId="11" w16cid:durableId="615139328">
     <w:abstractNumId w:val="6"/>
   </w:num>
-  <w:num w:numId="9" w16cid:durableId="1293555153">
+  <w:num w:numId="12" w16cid:durableId="814250824">
+    <w:abstractNumId w:val="1"/>
+  </w:num>
+  <w:num w:numId="13" w16cid:durableId="2065788198">
+    <w:abstractNumId w:val="16"/>
+  </w:num>
+  <w:num w:numId="14" w16cid:durableId="201597120">
+    <w:abstractNumId w:val="13"/>
+  </w:num>
+  <w:num w:numId="15" w16cid:durableId="352535510">
+    <w:abstractNumId w:val="12"/>
+  </w:num>
+  <w:num w:numId="16" w16cid:durableId="830028451">
+    <w:abstractNumId w:val="9"/>
+  </w:num>
+  <w:num w:numId="17" w16cid:durableId="1358316459">
+    <w:abstractNumId w:val="10"/>
+  </w:num>
+  <w:num w:numId="18" w16cid:durableId="797837703">
     <w:abstractNumId w:val="7"/>
   </w:num>
-  <w:num w:numId="10" w16cid:durableId="1816340389">
+  <w:num w:numId="19" w16cid:durableId="1734692047">
     <w:abstractNumId w:val="5"/>
   </w:num>
-  <w:num w:numId="11" w16cid:durableId="615139328">
-    <w:abstractNumId w:val="4"/>
+  <w:num w:numId="20" w16cid:durableId="336420018">
+    <w:abstractNumId w:val="20"/>
+  </w:num>
+  <w:num w:numId="21" w16cid:durableId="1045566607">
+    <w:abstractNumId w:val="22"/>
+  </w:num>
+  <w:num w:numId="22" w16cid:durableId="1024596366">
+    <w:abstractNumId w:val="21"/>
+  </w:num>
+  <w:num w:numId="23" w16cid:durableId="1206605412">
+    <w:abstractNumId w:val="18"/>
+  </w:num>
+  <w:num w:numId="24" w16cid:durableId="472985867">
+    <w:abstractNumId w:val="25"/>
+  </w:num>
+  <w:num w:numId="25" w16cid:durableId="795754668">
+    <w:abstractNumId w:val="14"/>
+  </w:num>
+  <w:num w:numId="26" w16cid:durableId="675377518">
+    <w:abstractNumId w:val="15"/>
   </w:num>
 </w:numbering>
 </file>
